--- a/courses/foundations-constitutional-government/BUILD/unit3/deliverables/Unit3_Teacher_HowToUse_and_MTSS_Guide.docx
+++ b/courses/foundations-constitutional-government/BUILD/unit3/deliverables/Unit3_Teacher_HowToUse_and_MTSS_Guide.docx
@@ -118,7 +118,7 @@
     </w:p>
     <w:tbl>
       <w:tblPr>
-        <w:tblW w:type="dxa" w:w="9648"/>
+        <w:tblW w:type="dxa" w:w="9792"/>
         <w:tblBorders>
           <w:top w:val="single" w:color="auto" w:sz="4"/>
           <w:left w:val="single" w:color="auto" w:sz="4"/>
@@ -129,8 +129,8 @@
         </w:tblBorders>
       </w:tblPr>
       <w:tblGrid>
-        <w:gridCol w:w="2600"/>
-        <w:gridCol w:w="7048"/>
+        <w:gridCol w:w="2639"/>
+        <w:gridCol w:w="7153"/>
       </w:tblGrid>
       <w:tr>
         <w:trPr>
@@ -138,7 +138,7 @@
         </w:trPr>
         <w:tc>
           <w:tcPr>
-            <w:tcW w:type="dxa" w:w="2600"/>
+            <w:tcW w:type="dxa" w:w="2639"/>
             <w:tcBorders>
               <w:top w:val="single" w:color="D9D5C8" w:sz="4"/>
               <w:left w:val="single" w:color="D9D5C8" w:sz="4"/>
@@ -174,7 +174,7 @@
         </w:tc>
         <w:tc>
           <w:tcPr>
-            <w:tcW w:type="dxa" w:w="7048"/>
+            <w:tcW w:type="dxa" w:w="7153"/>
             <w:tcBorders>
               <w:top w:val="single" w:color="D9D5C8" w:sz="4"/>
               <w:left w:val="single" w:color="D9D5C8" w:sz="4"/>
@@ -212,7 +212,7 @@
       <w:tr>
         <w:tc>
           <w:tcPr>
-            <w:tcW w:type="dxa" w:w="2600"/>
+            <w:tcW w:type="dxa" w:w="2639"/>
             <w:tcBorders>
               <w:top w:val="single" w:color="D9D5C8" w:sz="4"/>
               <w:left w:val="single" w:color="D9D5C8" w:sz="4"/>
@@ -247,7 +247,7 @@
         </w:tc>
         <w:tc>
           <w:tcPr>
-            <w:tcW w:type="dxa" w:w="7048"/>
+            <w:tcW w:type="dxa" w:w="7153"/>
             <w:tcBorders>
               <w:top w:val="single" w:color="D9D5C8" w:sz="4"/>
               <w:left w:val="single" w:color="D9D5C8" w:sz="4"/>
@@ -284,7 +284,7 @@
       <w:tr>
         <w:tc>
           <w:tcPr>
-            <w:tcW w:type="dxa" w:w="2600"/>
+            <w:tcW w:type="dxa" w:w="2639"/>
             <w:tcBorders>
               <w:top w:val="single" w:color="D9D5C8" w:sz="4"/>
               <w:left w:val="single" w:color="D9D5C8" w:sz="4"/>
@@ -319,7 +319,7 @@
         </w:tc>
         <w:tc>
           <w:tcPr>
-            <w:tcW w:type="dxa" w:w="7048"/>
+            <w:tcW w:type="dxa" w:w="7153"/>
             <w:tcBorders>
               <w:top w:val="single" w:color="D9D5C8" w:sz="4"/>
               <w:left w:val="single" w:color="D9D5C8" w:sz="4"/>
@@ -356,7 +356,7 @@
       <w:tr>
         <w:tc>
           <w:tcPr>
-            <w:tcW w:type="dxa" w:w="2600"/>
+            <w:tcW w:type="dxa" w:w="2639"/>
             <w:tcBorders>
               <w:top w:val="single" w:color="D9D5C8" w:sz="4"/>
               <w:left w:val="single" w:color="D9D5C8" w:sz="4"/>
@@ -391,7 +391,7 @@
         </w:tc>
         <w:tc>
           <w:tcPr>
-            <w:tcW w:type="dxa" w:w="7048"/>
+            <w:tcW w:type="dxa" w:w="7153"/>
             <w:tcBorders>
               <w:top w:val="single" w:color="D9D5C8" w:sz="4"/>
               <w:left w:val="single" w:color="D9D5C8" w:sz="4"/>
@@ -428,7 +428,7 @@
       <w:tr>
         <w:tc>
           <w:tcPr>
-            <w:tcW w:type="dxa" w:w="2600"/>
+            <w:tcW w:type="dxa" w:w="2639"/>
             <w:tcBorders>
               <w:top w:val="single" w:color="D9D5C8" w:sz="4"/>
               <w:left w:val="single" w:color="D9D5C8" w:sz="4"/>
@@ -463,7 +463,7 @@
         </w:tc>
         <w:tc>
           <w:tcPr>
-            <w:tcW w:type="dxa" w:w="7048"/>
+            <w:tcW w:type="dxa" w:w="7153"/>
             <w:tcBorders>
               <w:top w:val="single" w:color="D9D5C8" w:sz="4"/>
               <w:left w:val="single" w:color="D9D5C8" w:sz="4"/>
@@ -500,7 +500,7 @@
       <w:tr>
         <w:tc>
           <w:tcPr>
-            <w:tcW w:type="dxa" w:w="2600"/>
+            <w:tcW w:type="dxa" w:w="2639"/>
             <w:tcBorders>
               <w:top w:val="single" w:color="D9D5C8" w:sz="4"/>
               <w:left w:val="single" w:color="D9D5C8" w:sz="4"/>
@@ -535,7 +535,7 @@
         </w:tc>
         <w:tc>
           <w:tcPr>
-            <w:tcW w:type="dxa" w:w="7048"/>
+            <w:tcW w:type="dxa" w:w="7153"/>
             <w:tcBorders>
               <w:top w:val="single" w:color="D9D5C8" w:sz="4"/>
               <w:left w:val="single" w:color="D9D5C8" w:sz="4"/>
@@ -572,7 +572,7 @@
       <w:tr>
         <w:tc>
           <w:tcPr>
-            <w:tcW w:type="dxa" w:w="2600"/>
+            <w:tcW w:type="dxa" w:w="2639"/>
             <w:tcBorders>
               <w:top w:val="single" w:color="D9D5C8" w:sz="4"/>
               <w:left w:val="single" w:color="D9D5C8" w:sz="4"/>
@@ -607,7 +607,7 @@
         </w:tc>
         <w:tc>
           <w:tcPr>
-            <w:tcW w:type="dxa" w:w="7048"/>
+            <w:tcW w:type="dxa" w:w="7153"/>
             <w:tcBorders>
               <w:top w:val="single" w:color="D9D5C8" w:sz="4"/>
               <w:left w:val="single" w:color="D9D5C8" w:sz="4"/>
@@ -664,7 +664,7 @@
     </w:p>
     <w:tbl>
       <w:tblPr>
-        <w:tblW w:type="dxa" w:w="9648"/>
+        <w:tblW w:type="dxa" w:w="9792"/>
         <w:tblBorders>
           <w:top w:val="single" w:color="auto" w:sz="4"/>
           <w:left w:val="single" w:color="auto" w:sz="4"/>
@@ -675,8 +675,8 @@
         </w:tblBorders>
       </w:tblPr>
       <w:tblGrid>
-        <w:gridCol w:w="3000"/>
-        <w:gridCol w:w="6648"/>
+        <w:gridCol w:w="3045"/>
+        <w:gridCol w:w="6747"/>
       </w:tblGrid>
       <w:tr>
         <w:trPr>
@@ -684,7 +684,7 @@
         </w:trPr>
         <w:tc>
           <w:tcPr>
-            <w:tcW w:type="dxa" w:w="3000"/>
+            <w:tcW w:type="dxa" w:w="3045"/>
             <w:tcBorders>
               <w:top w:val="single" w:color="D9D5C8" w:sz="4"/>
               <w:left w:val="single" w:color="D9D5C8" w:sz="4"/>
@@ -720,7 +720,7 @@
         </w:tc>
         <w:tc>
           <w:tcPr>
-            <w:tcW w:type="dxa" w:w="6648"/>
+            <w:tcW w:type="dxa" w:w="6747"/>
             <w:tcBorders>
               <w:top w:val="single" w:color="D9D5C8" w:sz="4"/>
               <w:left w:val="single" w:color="D9D5C8" w:sz="4"/>
@@ -758,7 +758,7 @@
       <w:tr>
         <w:tc>
           <w:tcPr>
-            <w:tcW w:type="dxa" w:w="3000"/>
+            <w:tcW w:type="dxa" w:w="3045"/>
             <w:tcBorders>
               <w:top w:val="single" w:color="D9D5C8" w:sz="4"/>
               <w:left w:val="single" w:color="D9D5C8" w:sz="4"/>
@@ -793,7 +793,7 @@
         </w:tc>
         <w:tc>
           <w:tcPr>
-            <w:tcW w:type="dxa" w:w="6648"/>
+            <w:tcW w:type="dxa" w:w="6747"/>
             <w:tcBorders>
               <w:top w:val="single" w:color="D9D5C8" w:sz="4"/>
               <w:left w:val="single" w:color="D9D5C8" w:sz="4"/>
@@ -830,7 +830,7 @@
       <w:tr>
         <w:tc>
           <w:tcPr>
-            <w:tcW w:type="dxa" w:w="3000"/>
+            <w:tcW w:type="dxa" w:w="3045"/>
             <w:tcBorders>
               <w:top w:val="single" w:color="D9D5C8" w:sz="4"/>
               <w:left w:val="single" w:color="D9D5C8" w:sz="4"/>
@@ -865,7 +865,7 @@
         </w:tc>
         <w:tc>
           <w:tcPr>
-            <w:tcW w:type="dxa" w:w="6648"/>
+            <w:tcW w:type="dxa" w:w="6747"/>
             <w:tcBorders>
               <w:top w:val="single" w:color="D9D5C8" w:sz="4"/>
               <w:left w:val="single" w:color="D9D5C8" w:sz="4"/>
@@ -902,7 +902,7 @@
       <w:tr>
         <w:tc>
           <w:tcPr>
-            <w:tcW w:type="dxa" w:w="3000"/>
+            <w:tcW w:type="dxa" w:w="3045"/>
             <w:tcBorders>
               <w:top w:val="single" w:color="D9D5C8" w:sz="4"/>
               <w:left w:val="single" w:color="D9D5C8" w:sz="4"/>
@@ -937,7 +937,7 @@
         </w:tc>
         <w:tc>
           <w:tcPr>
-            <w:tcW w:type="dxa" w:w="6648"/>
+            <w:tcW w:type="dxa" w:w="6747"/>
             <w:tcBorders>
               <w:top w:val="single" w:color="D9D5C8" w:sz="4"/>
               <w:left w:val="single" w:color="D9D5C8" w:sz="4"/>
@@ -974,7 +974,7 @@
       <w:tr>
         <w:tc>
           <w:tcPr>
-            <w:tcW w:type="dxa" w:w="3000"/>
+            <w:tcW w:type="dxa" w:w="3045"/>
             <w:tcBorders>
               <w:top w:val="single" w:color="D9D5C8" w:sz="4"/>
               <w:left w:val="single" w:color="D9D5C8" w:sz="4"/>
@@ -1009,7 +1009,7 @@
         </w:tc>
         <w:tc>
           <w:tcPr>
-            <w:tcW w:type="dxa" w:w="6648"/>
+            <w:tcW w:type="dxa" w:w="6747"/>
             <w:tcBorders>
               <w:top w:val="single" w:color="D9D5C8" w:sz="4"/>
               <w:left w:val="single" w:color="D9D5C8" w:sz="4"/>
@@ -1046,7 +1046,7 @@
       <w:tr>
         <w:tc>
           <w:tcPr>
-            <w:tcW w:type="dxa" w:w="3000"/>
+            <w:tcW w:type="dxa" w:w="3045"/>
             <w:tcBorders>
               <w:top w:val="single" w:color="D9D5C8" w:sz="4"/>
               <w:left w:val="single" w:color="D9D5C8" w:sz="4"/>
@@ -1081,7 +1081,7 @@
         </w:tc>
         <w:tc>
           <w:tcPr>
-            <w:tcW w:type="dxa" w:w="6648"/>
+            <w:tcW w:type="dxa" w:w="6747"/>
             <w:tcBorders>
               <w:top w:val="single" w:color="D9D5C8" w:sz="4"/>
               <w:left w:val="single" w:color="D9D5C8" w:sz="4"/>
@@ -1138,7 +1138,7 @@
     </w:p>
     <w:tbl>
       <w:tblPr>
-        <w:tblW w:type="dxa" w:w="9648"/>
+        <w:tblW w:type="dxa" w:w="9792"/>
         <w:tblBorders>
           <w:top w:val="single" w:color="auto" w:sz="4"/>
           <w:left w:val="single" w:color="auto" w:sz="4"/>
@@ -1149,9 +1149,9 @@
         </w:tblBorders>
       </w:tblPr>
       <w:tblGrid>
-        <w:gridCol w:w="1800"/>
-        <w:gridCol w:w="3200"/>
-        <w:gridCol w:w="4648"/>
+        <w:gridCol w:w="1827"/>
+        <w:gridCol w:w="3248"/>
+        <w:gridCol w:w="4717"/>
       </w:tblGrid>
       <w:tr>
         <w:trPr>
@@ -1159,7 +1159,7 @@
         </w:trPr>
         <w:tc>
           <w:tcPr>
-            <w:tcW w:type="dxa" w:w="1800"/>
+            <w:tcW w:type="dxa" w:w="1827"/>
             <w:tcBorders>
               <w:top w:val="single" w:color="D9D5C8" w:sz="4"/>
               <w:left w:val="single" w:color="D9D5C8" w:sz="4"/>
@@ -1195,7 +1195,7 @@
         </w:tc>
         <w:tc>
           <w:tcPr>
-            <w:tcW w:type="dxa" w:w="3200"/>
+            <w:tcW w:type="dxa" w:w="3248"/>
             <w:tcBorders>
               <w:top w:val="single" w:color="D9D5C8" w:sz="4"/>
               <w:left w:val="single" w:color="D9D5C8" w:sz="4"/>
@@ -1231,7 +1231,7 @@
         </w:tc>
         <w:tc>
           <w:tcPr>
-            <w:tcW w:type="dxa" w:w="4648"/>
+            <w:tcW w:type="dxa" w:w="4717"/>
             <w:tcBorders>
               <w:top w:val="single" w:color="D9D5C8" w:sz="4"/>
               <w:left w:val="single" w:color="D9D5C8" w:sz="4"/>
@@ -1269,7 +1269,7 @@
       <w:tr>
         <w:tc>
           <w:tcPr>
-            <w:tcW w:type="dxa" w:w="1800"/>
+            <w:tcW w:type="dxa" w:w="1827"/>
             <w:tcBorders>
               <w:top w:val="single" w:color="D9D5C8" w:sz="4"/>
               <w:left w:val="single" w:color="D9D5C8" w:sz="4"/>
@@ -1304,7 +1304,7 @@
         </w:tc>
         <w:tc>
           <w:tcPr>
-            <w:tcW w:type="dxa" w:w="3200"/>
+            <w:tcW w:type="dxa" w:w="3248"/>
             <w:tcBorders>
               <w:top w:val="single" w:color="D9D5C8" w:sz="4"/>
               <w:left w:val="single" w:color="D9D5C8" w:sz="4"/>
@@ -1339,7 +1339,7 @@
         </w:tc>
         <w:tc>
           <w:tcPr>
-            <w:tcW w:type="dxa" w:w="4648"/>
+            <w:tcW w:type="dxa" w:w="4717"/>
             <w:tcBorders>
               <w:top w:val="single" w:color="D9D5C8" w:sz="4"/>
               <w:left w:val="single" w:color="D9D5C8" w:sz="4"/>
@@ -1376,7 +1376,7 @@
       <w:tr>
         <w:tc>
           <w:tcPr>
-            <w:tcW w:type="dxa" w:w="1800"/>
+            <w:tcW w:type="dxa" w:w="1827"/>
             <w:tcBorders>
               <w:top w:val="single" w:color="D9D5C8" w:sz="4"/>
               <w:left w:val="single" w:color="D9D5C8" w:sz="4"/>
@@ -1411,7 +1411,7 @@
         </w:tc>
         <w:tc>
           <w:tcPr>
-            <w:tcW w:type="dxa" w:w="3200"/>
+            <w:tcW w:type="dxa" w:w="3248"/>
             <w:tcBorders>
               <w:top w:val="single" w:color="D9D5C8" w:sz="4"/>
               <w:left w:val="single" w:color="D9D5C8" w:sz="4"/>
@@ -1446,7 +1446,7 @@
         </w:tc>
         <w:tc>
           <w:tcPr>
-            <w:tcW w:type="dxa" w:w="4648"/>
+            <w:tcW w:type="dxa" w:w="4717"/>
             <w:tcBorders>
               <w:top w:val="single" w:color="D9D5C8" w:sz="4"/>
               <w:left w:val="single" w:color="D9D5C8" w:sz="4"/>
@@ -1483,7 +1483,7 @@
       <w:tr>
         <w:tc>
           <w:tcPr>
-            <w:tcW w:type="dxa" w:w="1800"/>
+            <w:tcW w:type="dxa" w:w="1827"/>
             <w:tcBorders>
               <w:top w:val="single" w:color="D9D5C8" w:sz="4"/>
               <w:left w:val="single" w:color="D9D5C8" w:sz="4"/>
@@ -1518,7 +1518,7 @@
         </w:tc>
         <w:tc>
           <w:tcPr>
-            <w:tcW w:type="dxa" w:w="3200"/>
+            <w:tcW w:type="dxa" w:w="3248"/>
             <w:tcBorders>
               <w:top w:val="single" w:color="D9D5C8" w:sz="4"/>
               <w:left w:val="single" w:color="D9D5C8" w:sz="4"/>
@@ -1553,7 +1553,7 @@
         </w:tc>
         <w:tc>
           <w:tcPr>
-            <w:tcW w:type="dxa" w:w="4648"/>
+            <w:tcW w:type="dxa" w:w="4717"/>
             <w:tcBorders>
               <w:top w:val="single" w:color="D9D5C8" w:sz="4"/>
               <w:left w:val="single" w:color="D9D5C8" w:sz="4"/>
@@ -1628,7 +1628,7 @@
     </w:p>
     <w:tbl>
       <w:tblPr>
-        <w:tblW w:type="dxa" w:w="9648"/>
+        <w:tblW w:type="dxa" w:w="9792"/>
         <w:tblBorders>
           <w:top w:val="single" w:color="auto" w:sz="4"/>
           <w:left w:val="single" w:color="auto" w:sz="4"/>
@@ -1639,12 +1639,12 @@
         </w:tblBorders>
       </w:tblPr>
       <w:tblGrid>
-        <w:gridCol w:w="9648"/>
+        <w:gridCol w:w="9792"/>
       </w:tblGrid>
       <w:tr>
         <w:tc>
           <w:tcPr>
-            <w:tcW w:type="dxa" w:w="9648"/>
+            <w:tcW w:type="dxa" w:w="9792"/>
             <w:tcBorders>
               <w:top w:val="single" w:color="D9D5C8" w:sz="4"/>
               <w:left w:val="single" w:color="D9D5C8" w:sz="4"/>
@@ -1720,7 +1720,7 @@
     </w:p>
     <w:tbl>
       <w:tblPr>
-        <w:tblW w:type="dxa" w:w="9648"/>
+        <w:tblW w:type="dxa" w:w="9792"/>
         <w:tblBorders>
           <w:top w:val="single" w:color="auto" w:sz="4"/>
           <w:left w:val="single" w:color="auto" w:sz="4"/>
@@ -1731,8 +1731,8 @@
         </w:tblBorders>
       </w:tblPr>
       <w:tblGrid>
-        <w:gridCol w:w="3400"/>
-        <w:gridCol w:w="6248"/>
+        <w:gridCol w:w="3451"/>
+        <w:gridCol w:w="6341"/>
       </w:tblGrid>
       <w:tr>
         <w:trPr>
@@ -1740,7 +1740,7 @@
         </w:trPr>
         <w:tc>
           <w:tcPr>
-            <w:tcW w:type="dxa" w:w="3400"/>
+            <w:tcW w:type="dxa" w:w="3451"/>
             <w:tcBorders>
               <w:top w:val="single" w:color="D9D5C8" w:sz="4"/>
               <w:left w:val="single" w:color="D9D5C8" w:sz="4"/>
@@ -1776,7 +1776,7 @@
         </w:tc>
         <w:tc>
           <w:tcPr>
-            <w:tcW w:type="dxa" w:w="6248"/>
+            <w:tcW w:type="dxa" w:w="6341"/>
             <w:tcBorders>
               <w:top w:val="single" w:color="D9D5C8" w:sz="4"/>
               <w:left w:val="single" w:color="D9D5C8" w:sz="4"/>
@@ -1814,7 +1814,7 @@
       <w:tr>
         <w:tc>
           <w:tcPr>
-            <w:tcW w:type="dxa" w:w="3400"/>
+            <w:tcW w:type="dxa" w:w="3451"/>
             <w:tcBorders>
               <w:top w:val="single" w:color="D9D5C8" w:sz="4"/>
               <w:left w:val="single" w:color="D9D5C8" w:sz="4"/>
@@ -1849,7 +1849,7 @@
         </w:tc>
         <w:tc>
           <w:tcPr>
-            <w:tcW w:type="dxa" w:w="6248"/>
+            <w:tcW w:type="dxa" w:w="6341"/>
             <w:tcBorders>
               <w:top w:val="single" w:color="D9D5C8" w:sz="4"/>
               <w:left w:val="single" w:color="D9D5C8" w:sz="4"/>
@@ -1886,7 +1886,7 @@
       <w:tr>
         <w:tc>
           <w:tcPr>
-            <w:tcW w:type="dxa" w:w="3400"/>
+            <w:tcW w:type="dxa" w:w="3451"/>
             <w:tcBorders>
               <w:top w:val="single" w:color="D9D5C8" w:sz="4"/>
               <w:left w:val="single" w:color="D9D5C8" w:sz="4"/>
@@ -1921,7 +1921,7 @@
         </w:tc>
         <w:tc>
           <w:tcPr>
-            <w:tcW w:type="dxa" w:w="6248"/>
+            <w:tcW w:type="dxa" w:w="6341"/>
             <w:tcBorders>
               <w:top w:val="single" w:color="D9D5C8" w:sz="4"/>
               <w:left w:val="single" w:color="D9D5C8" w:sz="4"/>
@@ -1958,7 +1958,7 @@
       <w:tr>
         <w:tc>
           <w:tcPr>
-            <w:tcW w:type="dxa" w:w="3400"/>
+            <w:tcW w:type="dxa" w:w="3451"/>
             <w:tcBorders>
               <w:top w:val="single" w:color="D9D5C8" w:sz="4"/>
               <w:left w:val="single" w:color="D9D5C8" w:sz="4"/>
@@ -1993,7 +1993,7 @@
         </w:tc>
         <w:tc>
           <w:tcPr>
-            <w:tcW w:type="dxa" w:w="6248"/>
+            <w:tcW w:type="dxa" w:w="6341"/>
             <w:tcBorders>
               <w:top w:val="single" w:color="D9D5C8" w:sz="4"/>
               <w:left w:val="single" w:color="D9D5C8" w:sz="4"/>
@@ -2030,7 +2030,7 @@
       <w:tr>
         <w:tc>
           <w:tcPr>
-            <w:tcW w:type="dxa" w:w="3400"/>
+            <w:tcW w:type="dxa" w:w="3451"/>
             <w:tcBorders>
               <w:top w:val="single" w:color="D9D5C8" w:sz="4"/>
               <w:left w:val="single" w:color="D9D5C8" w:sz="4"/>
@@ -2065,7 +2065,7 @@
         </w:tc>
         <w:tc>
           <w:tcPr>
-            <w:tcW w:type="dxa" w:w="6248"/>
+            <w:tcW w:type="dxa" w:w="6341"/>
             <w:tcBorders>
               <w:top w:val="single" w:color="D9D5C8" w:sz="4"/>
               <w:left w:val="single" w:color="D9D5C8" w:sz="4"/>
@@ -2102,7 +2102,7 @@
       <w:tr>
         <w:tc>
           <w:tcPr>
-            <w:tcW w:type="dxa" w:w="3400"/>
+            <w:tcW w:type="dxa" w:w="3451"/>
             <w:tcBorders>
               <w:top w:val="single" w:color="D9D5C8" w:sz="4"/>
               <w:left w:val="single" w:color="D9D5C8" w:sz="4"/>
@@ -2137,7 +2137,7 @@
         </w:tc>
         <w:tc>
           <w:tcPr>
-            <w:tcW w:type="dxa" w:w="6248"/>
+            <w:tcW w:type="dxa" w:w="6341"/>
             <w:tcBorders>
               <w:top w:val="single" w:color="D9D5C8" w:sz="4"/>
               <w:left w:val="single" w:color="D9D5C8" w:sz="4"/>
@@ -2232,7 +2232,7 @@
     </w:p>
     <w:tbl>
       <w:tblPr>
-        <w:tblW w:type="dxa" w:w="9648"/>
+        <w:tblW w:type="dxa" w:w="9792"/>
         <w:tblBorders>
           <w:top w:val="single" w:color="auto" w:sz="4"/>
           <w:left w:val="single" w:color="auto" w:sz="4"/>
@@ -2243,12 +2243,12 @@
         </w:tblBorders>
       </w:tblPr>
       <w:tblGrid>
-        <w:gridCol w:w="1400"/>
-        <w:gridCol w:w="1900"/>
-        <w:gridCol w:w="1900"/>
-        <w:gridCol w:w="1449"/>
-        <w:gridCol w:w="1500"/>
-        <w:gridCol w:w="1499"/>
+        <w:gridCol w:w="1421"/>
+        <w:gridCol w:w="1928"/>
+        <w:gridCol w:w="1928"/>
+        <w:gridCol w:w="1471"/>
+        <w:gridCol w:w="1522"/>
+        <w:gridCol w:w="1522"/>
       </w:tblGrid>
       <w:tr>
         <w:trPr>
@@ -2256,7 +2256,7 @@
         </w:trPr>
         <w:tc>
           <w:tcPr>
-            <w:tcW w:type="dxa" w:w="1400"/>
+            <w:tcW w:type="dxa" w:w="1421"/>
             <w:tcBorders>
               <w:top w:val="single" w:color="D9D5C8" w:sz="4"/>
               <w:left w:val="single" w:color="D9D5C8" w:sz="4"/>
@@ -2292,7 +2292,7 @@
         </w:tc>
         <w:tc>
           <w:tcPr>
-            <w:tcW w:type="dxa" w:w="1900"/>
+            <w:tcW w:type="dxa" w:w="1928"/>
             <w:tcBorders>
               <w:top w:val="single" w:color="D9D5C8" w:sz="4"/>
               <w:left w:val="single" w:color="D9D5C8" w:sz="4"/>
@@ -2328,7 +2328,7 @@
         </w:tc>
         <w:tc>
           <w:tcPr>
-            <w:tcW w:type="dxa" w:w="1900"/>
+            <w:tcW w:type="dxa" w:w="1928"/>
             <w:tcBorders>
               <w:top w:val="single" w:color="D9D5C8" w:sz="4"/>
               <w:left w:val="single" w:color="D9D5C8" w:sz="4"/>
@@ -2364,7 +2364,7 @@
         </w:tc>
         <w:tc>
           <w:tcPr>
-            <w:tcW w:type="dxa" w:w="1449"/>
+            <w:tcW w:type="dxa" w:w="1471"/>
             <w:tcBorders>
               <w:top w:val="single" w:color="D9D5C8" w:sz="4"/>
               <w:left w:val="single" w:color="D9D5C8" w:sz="4"/>
@@ -2400,7 +2400,7 @@
         </w:tc>
         <w:tc>
           <w:tcPr>
-            <w:tcW w:type="dxa" w:w="1500"/>
+            <w:tcW w:type="dxa" w:w="1522"/>
             <w:tcBorders>
               <w:top w:val="single" w:color="D9D5C8" w:sz="4"/>
               <w:left w:val="single" w:color="D9D5C8" w:sz="4"/>
@@ -2436,7 +2436,7 @@
         </w:tc>
         <w:tc>
           <w:tcPr>
-            <w:tcW w:type="dxa" w:w="1499"/>
+            <w:tcW w:type="dxa" w:w="1522"/>
             <w:tcBorders>
               <w:top w:val="single" w:color="D9D5C8" w:sz="4"/>
               <w:left w:val="single" w:color="D9D5C8" w:sz="4"/>
@@ -2474,7 +2474,7 @@
       <w:tr>
         <w:tc>
           <w:tcPr>
-            <w:tcW w:type="dxa" w:w="1400"/>
+            <w:tcW w:type="dxa" w:w="1421"/>
             <w:tcBorders>
               <w:top w:val="single" w:color="D9D5C8" w:sz="4"/>
               <w:left w:val="single" w:color="D9D5C8" w:sz="4"/>
@@ -2509,7 +2509,7 @@
         </w:tc>
         <w:tc>
           <w:tcPr>
-            <w:tcW w:type="dxa" w:w="1900"/>
+            <w:tcW w:type="dxa" w:w="1928"/>
             <w:tcBorders>
               <w:top w:val="single" w:color="D9D5C8" w:sz="4"/>
               <w:left w:val="single" w:color="D9D5C8" w:sz="4"/>
@@ -2544,7 +2544,7 @@
         </w:tc>
         <w:tc>
           <w:tcPr>
-            <w:tcW w:type="dxa" w:w="1900"/>
+            <w:tcW w:type="dxa" w:w="1928"/>
             <w:tcBorders>
               <w:top w:val="single" w:color="D9D5C8" w:sz="4"/>
               <w:left w:val="single" w:color="D9D5C8" w:sz="4"/>
@@ -2579,7 +2579,7 @@
         </w:tc>
         <w:tc>
           <w:tcPr>
-            <w:tcW w:type="dxa" w:w="1449"/>
+            <w:tcW w:type="dxa" w:w="1471"/>
             <w:tcBorders>
               <w:top w:val="single" w:color="D9D5C8" w:sz="4"/>
               <w:left w:val="single" w:color="D9D5C8" w:sz="4"/>
@@ -2614,7 +2614,7 @@
         </w:tc>
         <w:tc>
           <w:tcPr>
-            <w:tcW w:type="dxa" w:w="1500"/>
+            <w:tcW w:type="dxa" w:w="1522"/>
             <w:tcBorders>
               <w:top w:val="single" w:color="D9D5C8" w:sz="4"/>
               <w:left w:val="single" w:color="D9D5C8" w:sz="4"/>
@@ -2649,7 +2649,7 @@
         </w:tc>
         <w:tc>
           <w:tcPr>
-            <w:tcW w:type="dxa" w:w="1499"/>
+            <w:tcW w:type="dxa" w:w="1522"/>
             <w:tcBorders>
               <w:top w:val="single" w:color="D9D5C8" w:sz="4"/>
               <w:left w:val="single" w:color="D9D5C8" w:sz="4"/>
@@ -2686,7 +2686,7 @@
       <w:tr>
         <w:tc>
           <w:tcPr>
-            <w:tcW w:type="dxa" w:w="1400"/>
+            <w:tcW w:type="dxa" w:w="1421"/>
             <w:tcBorders>
               <w:top w:val="single" w:color="D9D5C8" w:sz="4"/>
               <w:left w:val="single" w:color="D9D5C8" w:sz="4"/>
@@ -2721,7 +2721,7 @@
         </w:tc>
         <w:tc>
           <w:tcPr>
-            <w:tcW w:type="dxa" w:w="1900"/>
+            <w:tcW w:type="dxa" w:w="1928"/>
             <w:tcBorders>
               <w:top w:val="single" w:color="D9D5C8" w:sz="4"/>
               <w:left w:val="single" w:color="D9D5C8" w:sz="4"/>
@@ -2756,7 +2756,7 @@
         </w:tc>
         <w:tc>
           <w:tcPr>
-            <w:tcW w:type="dxa" w:w="1900"/>
+            <w:tcW w:type="dxa" w:w="1928"/>
             <w:tcBorders>
               <w:top w:val="single" w:color="D9D5C8" w:sz="4"/>
               <w:left w:val="single" w:color="D9D5C8" w:sz="4"/>
@@ -2791,7 +2791,7 @@
         </w:tc>
         <w:tc>
           <w:tcPr>
-            <w:tcW w:type="dxa" w:w="1449"/>
+            <w:tcW w:type="dxa" w:w="1471"/>
             <w:tcBorders>
               <w:top w:val="single" w:color="D9D5C8" w:sz="4"/>
               <w:left w:val="single" w:color="D9D5C8" w:sz="4"/>
@@ -2826,7 +2826,7 @@
         </w:tc>
         <w:tc>
           <w:tcPr>
-            <w:tcW w:type="dxa" w:w="1500"/>
+            <w:tcW w:type="dxa" w:w="1522"/>
             <w:tcBorders>
               <w:top w:val="single" w:color="D9D5C8" w:sz="4"/>
               <w:left w:val="single" w:color="D9D5C8" w:sz="4"/>
@@ -2861,7 +2861,7 @@
         </w:tc>
         <w:tc>
           <w:tcPr>
-            <w:tcW w:type="dxa" w:w="1499"/>
+            <w:tcW w:type="dxa" w:w="1522"/>
             <w:tcBorders>
               <w:top w:val="single" w:color="D9D5C8" w:sz="4"/>
               <w:left w:val="single" w:color="D9D5C8" w:sz="4"/>
@@ -2898,7 +2898,7 @@
       <w:tr>
         <w:tc>
           <w:tcPr>
-            <w:tcW w:type="dxa" w:w="1400"/>
+            <w:tcW w:type="dxa" w:w="1421"/>
             <w:tcBorders>
               <w:top w:val="single" w:color="D9D5C8" w:sz="4"/>
               <w:left w:val="single" w:color="D9D5C8" w:sz="4"/>
@@ -2933,7 +2933,7 @@
         </w:tc>
         <w:tc>
           <w:tcPr>
-            <w:tcW w:type="dxa" w:w="1900"/>
+            <w:tcW w:type="dxa" w:w="1928"/>
             <w:tcBorders>
               <w:top w:val="single" w:color="D9D5C8" w:sz="4"/>
               <w:left w:val="single" w:color="D9D5C8" w:sz="4"/>
@@ -2968,7 +2968,7 @@
         </w:tc>
         <w:tc>
           <w:tcPr>
-            <w:tcW w:type="dxa" w:w="1900"/>
+            <w:tcW w:type="dxa" w:w="1928"/>
             <w:tcBorders>
               <w:top w:val="single" w:color="D9D5C8" w:sz="4"/>
               <w:left w:val="single" w:color="D9D5C8" w:sz="4"/>
@@ -3003,7 +3003,7 @@
         </w:tc>
         <w:tc>
           <w:tcPr>
-            <w:tcW w:type="dxa" w:w="1449"/>
+            <w:tcW w:type="dxa" w:w="1471"/>
             <w:tcBorders>
               <w:top w:val="single" w:color="D9D5C8" w:sz="4"/>
               <w:left w:val="single" w:color="D9D5C8" w:sz="4"/>
@@ -3038,7 +3038,7 @@
         </w:tc>
         <w:tc>
           <w:tcPr>
-            <w:tcW w:type="dxa" w:w="1500"/>
+            <w:tcW w:type="dxa" w:w="1522"/>
             <w:tcBorders>
               <w:top w:val="single" w:color="D9D5C8" w:sz="4"/>
               <w:left w:val="single" w:color="D9D5C8" w:sz="4"/>
@@ -3073,7 +3073,7 @@
         </w:tc>
         <w:tc>
           <w:tcPr>
-            <w:tcW w:type="dxa" w:w="1499"/>
+            <w:tcW w:type="dxa" w:w="1522"/>
             <w:tcBorders>
               <w:top w:val="single" w:color="D9D5C8" w:sz="4"/>
               <w:left w:val="single" w:color="D9D5C8" w:sz="4"/>
@@ -3110,7 +3110,7 @@
       <w:tr>
         <w:tc>
           <w:tcPr>
-            <w:tcW w:type="dxa" w:w="1400"/>
+            <w:tcW w:type="dxa" w:w="1421"/>
             <w:tcBorders>
               <w:top w:val="single" w:color="D9D5C8" w:sz="4"/>
               <w:left w:val="single" w:color="D9D5C8" w:sz="4"/>
@@ -3145,7 +3145,7 @@
         </w:tc>
         <w:tc>
           <w:tcPr>
-            <w:tcW w:type="dxa" w:w="1900"/>
+            <w:tcW w:type="dxa" w:w="1928"/>
             <w:tcBorders>
               <w:top w:val="single" w:color="D9D5C8" w:sz="4"/>
               <w:left w:val="single" w:color="D9D5C8" w:sz="4"/>
@@ -3180,7 +3180,7 @@
         </w:tc>
         <w:tc>
           <w:tcPr>
-            <w:tcW w:type="dxa" w:w="1900"/>
+            <w:tcW w:type="dxa" w:w="1928"/>
             <w:tcBorders>
               <w:top w:val="single" w:color="D9D5C8" w:sz="4"/>
               <w:left w:val="single" w:color="D9D5C8" w:sz="4"/>
@@ -3215,7 +3215,7 @@
         </w:tc>
         <w:tc>
           <w:tcPr>
-            <w:tcW w:type="dxa" w:w="1449"/>
+            <w:tcW w:type="dxa" w:w="1471"/>
             <w:tcBorders>
               <w:top w:val="single" w:color="D9D5C8" w:sz="4"/>
               <w:left w:val="single" w:color="D9D5C8" w:sz="4"/>
@@ -3250,7 +3250,7 @@
         </w:tc>
         <w:tc>
           <w:tcPr>
-            <w:tcW w:type="dxa" w:w="1500"/>
+            <w:tcW w:type="dxa" w:w="1522"/>
             <w:tcBorders>
               <w:top w:val="single" w:color="D9D5C8" w:sz="4"/>
               <w:left w:val="single" w:color="D9D5C8" w:sz="4"/>
@@ -3285,7 +3285,7 @@
         </w:tc>
         <w:tc>
           <w:tcPr>
-            <w:tcW w:type="dxa" w:w="1499"/>
+            <w:tcW w:type="dxa" w:w="1522"/>
             <w:tcBorders>
               <w:top w:val="single" w:color="D9D5C8" w:sz="4"/>
               <w:left w:val="single" w:color="D9D5C8" w:sz="4"/>
@@ -3322,7 +3322,7 @@
       <w:tr>
         <w:tc>
           <w:tcPr>
-            <w:tcW w:type="dxa" w:w="1400"/>
+            <w:tcW w:type="dxa" w:w="1421"/>
             <w:tcBorders>
               <w:top w:val="single" w:color="D9D5C8" w:sz="4"/>
               <w:left w:val="single" w:color="D9D5C8" w:sz="4"/>
@@ -3357,7 +3357,7 @@
         </w:tc>
         <w:tc>
           <w:tcPr>
-            <w:tcW w:type="dxa" w:w="1900"/>
+            <w:tcW w:type="dxa" w:w="1928"/>
             <w:tcBorders>
               <w:top w:val="single" w:color="D9D5C8" w:sz="4"/>
               <w:left w:val="single" w:color="D9D5C8" w:sz="4"/>
@@ -3392,7 +3392,7 @@
         </w:tc>
         <w:tc>
           <w:tcPr>
-            <w:tcW w:type="dxa" w:w="1900"/>
+            <w:tcW w:type="dxa" w:w="1928"/>
             <w:tcBorders>
               <w:top w:val="single" w:color="D9D5C8" w:sz="4"/>
               <w:left w:val="single" w:color="D9D5C8" w:sz="4"/>
@@ -3427,7 +3427,7 @@
         </w:tc>
         <w:tc>
           <w:tcPr>
-            <w:tcW w:type="dxa" w:w="1449"/>
+            <w:tcW w:type="dxa" w:w="1471"/>
             <w:tcBorders>
               <w:top w:val="single" w:color="D9D5C8" w:sz="4"/>
               <w:left w:val="single" w:color="D9D5C8" w:sz="4"/>
@@ -3462,7 +3462,7 @@
         </w:tc>
         <w:tc>
           <w:tcPr>
-            <w:tcW w:type="dxa" w:w="1500"/>
+            <w:tcW w:type="dxa" w:w="1522"/>
             <w:tcBorders>
               <w:top w:val="single" w:color="D9D5C8" w:sz="4"/>
               <w:left w:val="single" w:color="D9D5C8" w:sz="4"/>
@@ -3497,7 +3497,7 @@
         </w:tc>
         <w:tc>
           <w:tcPr>
-            <w:tcW w:type="dxa" w:w="1499"/>
+            <w:tcW w:type="dxa" w:w="1522"/>
             <w:tcBorders>
               <w:top w:val="single" w:color="D9D5C8" w:sz="4"/>
               <w:left w:val="single" w:color="D9D5C8" w:sz="4"/>
@@ -3534,7 +3534,7 @@
       <w:tr>
         <w:tc>
           <w:tcPr>
-            <w:tcW w:type="dxa" w:w="1400"/>
+            <w:tcW w:type="dxa" w:w="1421"/>
             <w:tcBorders>
               <w:top w:val="single" w:color="D9D5C8" w:sz="4"/>
               <w:left w:val="single" w:color="D9D5C8" w:sz="4"/>
@@ -3569,7 +3569,7 @@
         </w:tc>
         <w:tc>
           <w:tcPr>
-            <w:tcW w:type="dxa" w:w="1900"/>
+            <w:tcW w:type="dxa" w:w="1928"/>
             <w:tcBorders>
               <w:top w:val="single" w:color="D9D5C8" w:sz="4"/>
               <w:left w:val="single" w:color="D9D5C8" w:sz="4"/>
@@ -3604,7 +3604,7 @@
         </w:tc>
         <w:tc>
           <w:tcPr>
-            <w:tcW w:type="dxa" w:w="1900"/>
+            <w:tcW w:type="dxa" w:w="1928"/>
             <w:tcBorders>
               <w:top w:val="single" w:color="D9D5C8" w:sz="4"/>
               <w:left w:val="single" w:color="D9D5C8" w:sz="4"/>
@@ -3639,7 +3639,7 @@
         </w:tc>
         <w:tc>
           <w:tcPr>
-            <w:tcW w:type="dxa" w:w="1449"/>
+            <w:tcW w:type="dxa" w:w="1471"/>
             <w:tcBorders>
               <w:top w:val="single" w:color="D9D5C8" w:sz="4"/>
               <w:left w:val="single" w:color="D9D5C8" w:sz="4"/>
@@ -3674,7 +3674,7 @@
         </w:tc>
         <w:tc>
           <w:tcPr>
-            <w:tcW w:type="dxa" w:w="1500"/>
+            <w:tcW w:type="dxa" w:w="1522"/>
             <w:tcBorders>
               <w:top w:val="single" w:color="D9D5C8" w:sz="4"/>
               <w:left w:val="single" w:color="D9D5C8" w:sz="4"/>
@@ -3709,7 +3709,7 @@
         </w:tc>
         <w:tc>
           <w:tcPr>
-            <w:tcW w:type="dxa" w:w="1499"/>
+            <w:tcW w:type="dxa" w:w="1522"/>
             <w:tcBorders>
               <w:top w:val="single" w:color="D9D5C8" w:sz="4"/>
               <w:left w:val="single" w:color="D9D5C8" w:sz="4"/>
@@ -3746,7 +3746,7 @@
       <w:tr>
         <w:tc>
           <w:tcPr>
-            <w:tcW w:type="dxa" w:w="1400"/>
+            <w:tcW w:type="dxa" w:w="1421"/>
             <w:tcBorders>
               <w:top w:val="single" w:color="D9D5C8" w:sz="4"/>
               <w:left w:val="single" w:color="D9D5C8" w:sz="4"/>
@@ -3781,7 +3781,7 @@
         </w:tc>
         <w:tc>
           <w:tcPr>
-            <w:tcW w:type="dxa" w:w="1900"/>
+            <w:tcW w:type="dxa" w:w="1928"/>
             <w:tcBorders>
               <w:top w:val="single" w:color="D9D5C8" w:sz="4"/>
               <w:left w:val="single" w:color="D9D5C8" w:sz="4"/>
@@ -3816,7 +3816,7 @@
         </w:tc>
         <w:tc>
           <w:tcPr>
-            <w:tcW w:type="dxa" w:w="1900"/>
+            <w:tcW w:type="dxa" w:w="1928"/>
             <w:tcBorders>
               <w:top w:val="single" w:color="D9D5C8" w:sz="4"/>
               <w:left w:val="single" w:color="D9D5C8" w:sz="4"/>
@@ -3851,7 +3851,7 @@
         </w:tc>
         <w:tc>
           <w:tcPr>
-            <w:tcW w:type="dxa" w:w="1449"/>
+            <w:tcW w:type="dxa" w:w="1471"/>
             <w:tcBorders>
               <w:top w:val="single" w:color="D9D5C8" w:sz="4"/>
               <w:left w:val="single" w:color="D9D5C8" w:sz="4"/>
@@ -3886,7 +3886,7 @@
         </w:tc>
         <w:tc>
           <w:tcPr>
-            <w:tcW w:type="dxa" w:w="1500"/>
+            <w:tcW w:type="dxa" w:w="1522"/>
             <w:tcBorders>
               <w:top w:val="single" w:color="D9D5C8" w:sz="4"/>
               <w:left w:val="single" w:color="D9D5C8" w:sz="4"/>
@@ -3921,7 +3921,7 @@
         </w:tc>
         <w:tc>
           <w:tcPr>
-            <w:tcW w:type="dxa" w:w="1499"/>
+            <w:tcW w:type="dxa" w:w="1522"/>
             <w:tcBorders>
               <w:top w:val="single" w:color="D9D5C8" w:sz="4"/>
               <w:left w:val="single" w:color="D9D5C8" w:sz="4"/>
@@ -3978,7 +3978,7 @@
     </w:p>
     <w:tbl>
       <w:tblPr>
-        <w:tblW w:type="dxa" w:w="9648"/>
+        <w:tblW w:type="dxa" w:w="9792"/>
         <w:tblBorders>
           <w:top w:val="single" w:color="auto" w:sz="4"/>
           <w:left w:val="single" w:color="auto" w:sz="4"/>
@@ -3989,8 +3989,8 @@
         </w:tblBorders>
       </w:tblPr>
       <w:tblGrid>
-        <w:gridCol w:w="3200"/>
-        <w:gridCol w:w="6448"/>
+        <w:gridCol w:w="3248"/>
+        <w:gridCol w:w="6544"/>
       </w:tblGrid>
       <w:tr>
         <w:trPr>
@@ -3998,7 +3998,7 @@
         </w:trPr>
         <w:tc>
           <w:tcPr>
-            <w:tcW w:type="dxa" w:w="3200"/>
+            <w:tcW w:type="dxa" w:w="3248"/>
             <w:tcBorders>
               <w:top w:val="single" w:color="D9D5C8" w:sz="4"/>
               <w:left w:val="single" w:color="D9D5C8" w:sz="4"/>
@@ -4034,7 +4034,7 @@
         </w:tc>
         <w:tc>
           <w:tcPr>
-            <w:tcW w:type="dxa" w:w="6448"/>
+            <w:tcW w:type="dxa" w:w="6544"/>
             <w:tcBorders>
               <w:top w:val="single" w:color="D9D5C8" w:sz="4"/>
               <w:left w:val="single" w:color="D9D5C8" w:sz="4"/>
@@ -4072,7 +4072,7 @@
       <w:tr>
         <w:tc>
           <w:tcPr>
-            <w:tcW w:type="dxa" w:w="3200"/>
+            <w:tcW w:type="dxa" w:w="3248"/>
             <w:tcBorders>
               <w:top w:val="single" w:color="D9D5C8" w:sz="4"/>
               <w:left w:val="single" w:color="D9D5C8" w:sz="4"/>
@@ -4107,7 +4107,7 @@
         </w:tc>
         <w:tc>
           <w:tcPr>
-            <w:tcW w:type="dxa" w:w="6448"/>
+            <w:tcW w:type="dxa" w:w="6544"/>
             <w:tcBorders>
               <w:top w:val="single" w:color="D9D5C8" w:sz="4"/>
               <w:left w:val="single" w:color="D9D5C8" w:sz="4"/>
@@ -4144,7 +4144,7 @@
       <w:tr>
         <w:tc>
           <w:tcPr>
-            <w:tcW w:type="dxa" w:w="3200"/>
+            <w:tcW w:type="dxa" w:w="3248"/>
             <w:tcBorders>
               <w:top w:val="single" w:color="D9D5C8" w:sz="4"/>
               <w:left w:val="single" w:color="D9D5C8" w:sz="4"/>
@@ -4179,7 +4179,7 @@
         </w:tc>
         <w:tc>
           <w:tcPr>
-            <w:tcW w:type="dxa" w:w="6448"/>
+            <w:tcW w:type="dxa" w:w="6544"/>
             <w:tcBorders>
               <w:top w:val="single" w:color="D9D5C8" w:sz="4"/>
               <w:left w:val="single" w:color="D9D5C8" w:sz="4"/>
@@ -4216,7 +4216,7 @@
       <w:tr>
         <w:tc>
           <w:tcPr>
-            <w:tcW w:type="dxa" w:w="3200"/>
+            <w:tcW w:type="dxa" w:w="3248"/>
             <w:tcBorders>
               <w:top w:val="single" w:color="D9D5C8" w:sz="4"/>
               <w:left w:val="single" w:color="D9D5C8" w:sz="4"/>
@@ -4251,7 +4251,7 @@
         </w:tc>
         <w:tc>
           <w:tcPr>
-            <w:tcW w:type="dxa" w:w="6448"/>
+            <w:tcW w:type="dxa" w:w="6544"/>
             <w:tcBorders>
               <w:top w:val="single" w:color="D9D5C8" w:sz="4"/>
               <w:left w:val="single" w:color="D9D5C8" w:sz="4"/>
@@ -4288,7 +4288,7 @@
       <w:tr>
         <w:tc>
           <w:tcPr>
-            <w:tcW w:type="dxa" w:w="3200"/>
+            <w:tcW w:type="dxa" w:w="3248"/>
             <w:tcBorders>
               <w:top w:val="single" w:color="D9D5C8" w:sz="4"/>
               <w:left w:val="single" w:color="D9D5C8" w:sz="4"/>
@@ -4323,7 +4323,7 @@
         </w:tc>
         <w:tc>
           <w:tcPr>
-            <w:tcW w:type="dxa" w:w="6448"/>
+            <w:tcW w:type="dxa" w:w="6544"/>
             <w:tcBorders>
               <w:top w:val="single" w:color="D9D5C8" w:sz="4"/>
               <w:left w:val="single" w:color="D9D5C8" w:sz="4"/>
@@ -4418,7 +4418,7 @@
     </w:p>
     <w:tbl>
       <w:tblPr>
-        <w:tblW w:type="dxa" w:w="9648"/>
+        <w:tblW w:type="dxa" w:w="9792"/>
         <w:tblBorders>
           <w:top w:val="single" w:color="auto" w:sz="4"/>
           <w:left w:val="single" w:color="auto" w:sz="4"/>
@@ -4429,9 +4429,9 @@
         </w:tblBorders>
       </w:tblPr>
       <w:tblGrid>
-        <w:gridCol w:w="3300"/>
-        <w:gridCol w:w="900"/>
-        <w:gridCol w:w="5448"/>
+        <w:gridCol w:w="3349"/>
+        <w:gridCol w:w="913"/>
+        <w:gridCol w:w="5530"/>
       </w:tblGrid>
       <w:tr>
         <w:trPr>
@@ -4439,7 +4439,7 @@
         </w:trPr>
         <w:tc>
           <w:tcPr>
-            <w:tcW w:type="dxa" w:w="3300"/>
+            <w:tcW w:type="dxa" w:w="3349"/>
             <w:tcBorders>
               <w:top w:val="single" w:color="D9D5C8" w:sz="4"/>
               <w:left w:val="single" w:color="D9D5C8" w:sz="4"/>
@@ -4475,7 +4475,7 @@
         </w:tc>
         <w:tc>
           <w:tcPr>
-            <w:tcW w:type="dxa" w:w="900"/>
+            <w:tcW w:type="dxa" w:w="913"/>
             <w:tcBorders>
               <w:top w:val="single" w:color="D9D5C8" w:sz="4"/>
               <w:left w:val="single" w:color="D9D5C8" w:sz="4"/>
@@ -4511,7 +4511,7 @@
         </w:tc>
         <w:tc>
           <w:tcPr>
-            <w:tcW w:type="dxa" w:w="5448"/>
+            <w:tcW w:type="dxa" w:w="5530"/>
             <w:tcBorders>
               <w:top w:val="single" w:color="D9D5C8" w:sz="4"/>
               <w:left w:val="single" w:color="D9D5C8" w:sz="4"/>
@@ -4549,7 +4549,7 @@
       <w:tr>
         <w:tc>
           <w:tcPr>
-            <w:tcW w:type="dxa" w:w="3300"/>
+            <w:tcW w:type="dxa" w:w="3349"/>
             <w:tcBorders>
               <w:top w:val="single" w:color="D9D5C8" w:sz="4"/>
               <w:left w:val="single" w:color="D9D5C8" w:sz="4"/>
@@ -4584,7 +4584,7 @@
         </w:tc>
         <w:tc>
           <w:tcPr>
-            <w:tcW w:type="dxa" w:w="900"/>
+            <w:tcW w:type="dxa" w:w="913"/>
             <w:tcBorders>
               <w:top w:val="single" w:color="D9D5C8" w:sz="4"/>
               <w:left w:val="single" w:color="D9D5C8" w:sz="4"/>
@@ -4619,7 +4619,7 @@
         </w:tc>
         <w:tc>
           <w:tcPr>
-            <w:tcW w:type="dxa" w:w="5448"/>
+            <w:tcW w:type="dxa" w:w="5530"/>
             <w:tcBorders>
               <w:top w:val="single" w:color="D9D5C8" w:sz="4"/>
               <w:left w:val="single" w:color="D9D5C8" w:sz="4"/>
@@ -4656,7 +4656,7 @@
       <w:tr>
         <w:tc>
           <w:tcPr>
-            <w:tcW w:type="dxa" w:w="3300"/>
+            <w:tcW w:type="dxa" w:w="3349"/>
             <w:tcBorders>
               <w:top w:val="single" w:color="D9D5C8" w:sz="4"/>
               <w:left w:val="single" w:color="D9D5C8" w:sz="4"/>
@@ -4691,7 +4691,7 @@
         </w:tc>
         <w:tc>
           <w:tcPr>
-            <w:tcW w:type="dxa" w:w="900"/>
+            <w:tcW w:type="dxa" w:w="913"/>
             <w:tcBorders>
               <w:top w:val="single" w:color="D9D5C8" w:sz="4"/>
               <w:left w:val="single" w:color="D9D5C8" w:sz="4"/>
@@ -4726,7 +4726,7 @@
         </w:tc>
         <w:tc>
           <w:tcPr>
-            <w:tcW w:type="dxa" w:w="5448"/>
+            <w:tcW w:type="dxa" w:w="5530"/>
             <w:tcBorders>
               <w:top w:val="single" w:color="D9D5C8" w:sz="4"/>
               <w:left w:val="single" w:color="D9D5C8" w:sz="4"/>
@@ -4763,7 +4763,7 @@
       <w:tr>
         <w:tc>
           <w:tcPr>
-            <w:tcW w:type="dxa" w:w="3300"/>
+            <w:tcW w:type="dxa" w:w="3349"/>
             <w:tcBorders>
               <w:top w:val="single" w:color="D9D5C8" w:sz="4"/>
               <w:left w:val="single" w:color="D9D5C8" w:sz="4"/>
@@ -4798,7 +4798,7 @@
         </w:tc>
         <w:tc>
           <w:tcPr>
-            <w:tcW w:type="dxa" w:w="900"/>
+            <w:tcW w:type="dxa" w:w="913"/>
             <w:tcBorders>
               <w:top w:val="single" w:color="D9D5C8" w:sz="4"/>
               <w:left w:val="single" w:color="D9D5C8" w:sz="4"/>
@@ -4833,7 +4833,7 @@
         </w:tc>
         <w:tc>
           <w:tcPr>
-            <w:tcW w:type="dxa" w:w="5448"/>
+            <w:tcW w:type="dxa" w:w="5530"/>
             <w:tcBorders>
               <w:top w:val="single" w:color="D9D5C8" w:sz="4"/>
               <w:left w:val="single" w:color="D9D5C8" w:sz="4"/>
@@ -4870,7 +4870,7 @@
       <w:tr>
         <w:tc>
           <w:tcPr>
-            <w:tcW w:type="dxa" w:w="3300"/>
+            <w:tcW w:type="dxa" w:w="3349"/>
             <w:tcBorders>
               <w:top w:val="single" w:color="D9D5C8" w:sz="4"/>
               <w:left w:val="single" w:color="D9D5C8" w:sz="4"/>
@@ -4905,7 +4905,7 @@
         </w:tc>
         <w:tc>
           <w:tcPr>
-            <w:tcW w:type="dxa" w:w="900"/>
+            <w:tcW w:type="dxa" w:w="913"/>
             <w:tcBorders>
               <w:top w:val="single" w:color="D9D5C8" w:sz="4"/>
               <w:left w:val="single" w:color="D9D5C8" w:sz="4"/>
@@ -4940,7 +4940,7 @@
         </w:tc>
         <w:tc>
           <w:tcPr>
-            <w:tcW w:type="dxa" w:w="5448"/>
+            <w:tcW w:type="dxa" w:w="5530"/>
             <w:tcBorders>
               <w:top w:val="single" w:color="D9D5C8" w:sz="4"/>
               <w:left w:val="single" w:color="D9D5C8" w:sz="4"/>
@@ -4977,7 +4977,7 @@
       <w:tr>
         <w:tc>
           <w:tcPr>
-            <w:tcW w:type="dxa" w:w="3300"/>
+            <w:tcW w:type="dxa" w:w="3349"/>
             <w:tcBorders>
               <w:top w:val="single" w:color="D9D5C8" w:sz="4"/>
               <w:left w:val="single" w:color="D9D5C8" w:sz="4"/>
@@ -5012,7 +5012,7 @@
         </w:tc>
         <w:tc>
           <w:tcPr>
-            <w:tcW w:type="dxa" w:w="900"/>
+            <w:tcW w:type="dxa" w:w="913"/>
             <w:tcBorders>
               <w:top w:val="single" w:color="D9D5C8" w:sz="4"/>
               <w:left w:val="single" w:color="D9D5C8" w:sz="4"/>
@@ -5047,7 +5047,7 @@
         </w:tc>
         <w:tc>
           <w:tcPr>
-            <w:tcW w:type="dxa" w:w="5448"/>
+            <w:tcW w:type="dxa" w:w="5530"/>
             <w:tcBorders>
               <w:top w:val="single" w:color="D9D5C8" w:sz="4"/>
               <w:left w:val="single" w:color="D9D5C8" w:sz="4"/>
@@ -5084,7 +5084,7 @@
       <w:tr>
         <w:tc>
           <w:tcPr>
-            <w:tcW w:type="dxa" w:w="3300"/>
+            <w:tcW w:type="dxa" w:w="3349"/>
             <w:tcBorders>
               <w:top w:val="single" w:color="D9D5C8" w:sz="4"/>
               <w:left w:val="single" w:color="D9D5C8" w:sz="4"/>
@@ -5119,7 +5119,7 @@
         </w:tc>
         <w:tc>
           <w:tcPr>
-            <w:tcW w:type="dxa" w:w="900"/>
+            <w:tcW w:type="dxa" w:w="913"/>
             <w:tcBorders>
               <w:top w:val="single" w:color="D9D5C8" w:sz="4"/>
               <w:left w:val="single" w:color="D9D5C8" w:sz="4"/>
@@ -5154,7 +5154,7 @@
         </w:tc>
         <w:tc>
           <w:tcPr>
-            <w:tcW w:type="dxa" w:w="5448"/>
+            <w:tcW w:type="dxa" w:w="5530"/>
             <w:tcBorders>
               <w:top w:val="single" w:color="D9D5C8" w:sz="4"/>
               <w:left w:val="single" w:color="D9D5C8" w:sz="4"/>
@@ -5191,7 +5191,7 @@
       <w:tr>
         <w:tc>
           <w:tcPr>
-            <w:tcW w:type="dxa" w:w="3300"/>
+            <w:tcW w:type="dxa" w:w="3349"/>
             <w:tcBorders>
               <w:top w:val="single" w:color="D9D5C8" w:sz="4"/>
               <w:left w:val="single" w:color="D9D5C8" w:sz="4"/>
@@ -5226,7 +5226,7 @@
         </w:tc>
         <w:tc>
           <w:tcPr>
-            <w:tcW w:type="dxa" w:w="900"/>
+            <w:tcW w:type="dxa" w:w="913"/>
             <w:tcBorders>
               <w:top w:val="single" w:color="D9D5C8" w:sz="4"/>
               <w:left w:val="single" w:color="D9D5C8" w:sz="4"/>
@@ -5261,7 +5261,7 @@
         </w:tc>
         <w:tc>
           <w:tcPr>
-            <w:tcW w:type="dxa" w:w="5448"/>
+            <w:tcW w:type="dxa" w:w="5530"/>
             <w:tcBorders>
               <w:top w:val="single" w:color="D9D5C8" w:sz="4"/>
               <w:left w:val="single" w:color="D9D5C8" w:sz="4"/>
@@ -5298,7 +5298,7 @@
       <w:tr>
         <w:tc>
           <w:tcPr>
-            <w:tcW w:type="dxa" w:w="3300"/>
+            <w:tcW w:type="dxa" w:w="3349"/>
             <w:tcBorders>
               <w:top w:val="single" w:color="D9D5C8" w:sz="4"/>
               <w:left w:val="single" w:color="D9D5C8" w:sz="4"/>
@@ -5333,7 +5333,7 @@
         </w:tc>
         <w:tc>
           <w:tcPr>
-            <w:tcW w:type="dxa" w:w="900"/>
+            <w:tcW w:type="dxa" w:w="913"/>
             <w:tcBorders>
               <w:top w:val="single" w:color="D9D5C8" w:sz="4"/>
               <w:left w:val="single" w:color="D9D5C8" w:sz="4"/>
@@ -5368,7 +5368,7 @@
         </w:tc>
         <w:tc>
           <w:tcPr>
-            <w:tcW w:type="dxa" w:w="5448"/>
+            <w:tcW w:type="dxa" w:w="5530"/>
             <w:tcBorders>
               <w:top w:val="single" w:color="D9D5C8" w:sz="4"/>
               <w:left w:val="single" w:color="D9D5C8" w:sz="4"/>
@@ -5423,7 +5423,7 @@
     </w:p>
     <w:tbl>
       <w:tblPr>
-        <w:tblW w:type="dxa" w:w="9648"/>
+        <w:tblW w:type="dxa" w:w="9792"/>
         <w:tblBorders>
           <w:top w:val="single" w:color="auto" w:sz="4"/>
           <w:left w:val="single" w:color="auto" w:sz="4"/>
@@ -5434,12 +5434,12 @@
         </w:tblBorders>
       </w:tblPr>
       <w:tblGrid>
-        <w:gridCol w:w="9648"/>
+        <w:gridCol w:w="9792"/>
       </w:tblGrid>
       <w:tr>
         <w:tc>
           <w:tcPr>
-            <w:tcW w:type="dxa" w:w="9648"/>
+            <w:tcW w:type="dxa" w:w="9792"/>
             <w:tcBorders>
               <w:top w:val="single" w:color="D9D5C8" w:sz="4"/>
               <w:left w:val="single" w:color="D9D5C8" w:sz="4"/>
@@ -5574,7 +5574,7 @@
     </w:p>
     <w:tbl>
       <w:tblPr>
-        <w:tblW w:type="dxa" w:w="9648"/>
+        <w:tblW w:type="dxa" w:w="9792"/>
         <w:tblBorders>
           <w:top w:val="single" w:color="auto" w:sz="4"/>
           <w:left w:val="single" w:color="auto" w:sz="4"/>
@@ -5585,12 +5585,12 @@
         </w:tblBorders>
       </w:tblPr>
       <w:tblGrid>
-        <w:gridCol w:w="9648"/>
+        <w:gridCol w:w="9792"/>
       </w:tblGrid>
       <w:tr>
         <w:tc>
           <w:tcPr>
-            <w:tcW w:type="dxa" w:w="9648"/>
+            <w:tcW w:type="dxa" w:w="9792"/>
             <w:tcBorders>
               <w:top w:val="single" w:color="D9D5C8" w:sz="4"/>
               <w:left w:val="single" w:color="D9D5C8" w:sz="4"/>
@@ -5704,7 +5704,7 @@
     </w:p>
     <w:tbl>
       <w:tblPr>
-        <w:tblW w:type="dxa" w:w="9648"/>
+        <w:tblW w:type="dxa" w:w="9792"/>
         <w:tblBorders>
           <w:top w:val="single" w:color="auto" w:sz="4"/>
           <w:left w:val="single" w:color="auto" w:sz="4"/>
@@ -5715,10 +5715,10 @@
         </w:tblBorders>
       </w:tblPr>
       <w:tblGrid>
-        <w:gridCol w:w="2600"/>
-        <w:gridCol w:w="900"/>
-        <w:gridCol w:w="900"/>
-        <w:gridCol w:w="5248"/>
+        <w:gridCol w:w="2639"/>
+        <w:gridCol w:w="913"/>
+        <w:gridCol w:w="913"/>
+        <w:gridCol w:w="5327"/>
       </w:tblGrid>
       <w:tr>
         <w:trPr>
@@ -5726,7 +5726,7 @@
         </w:trPr>
         <w:tc>
           <w:tcPr>
-            <w:tcW w:type="dxa" w:w="2600"/>
+            <w:tcW w:type="dxa" w:w="2639"/>
             <w:tcBorders>
               <w:top w:val="single" w:color="D9D5C8" w:sz="4"/>
               <w:left w:val="single" w:color="D9D5C8" w:sz="4"/>
@@ -5762,7 +5762,7 @@
         </w:tc>
         <w:tc>
           <w:tcPr>
-            <w:tcW w:type="dxa" w:w="900"/>
+            <w:tcW w:type="dxa" w:w="913"/>
             <w:tcBorders>
               <w:top w:val="single" w:color="D9D5C8" w:sz="4"/>
               <w:left w:val="single" w:color="D9D5C8" w:sz="4"/>
@@ -5798,7 +5798,7 @@
         </w:tc>
         <w:tc>
           <w:tcPr>
-            <w:tcW w:type="dxa" w:w="900"/>
+            <w:tcW w:type="dxa" w:w="913"/>
             <w:tcBorders>
               <w:top w:val="single" w:color="D9D5C8" w:sz="4"/>
               <w:left w:val="single" w:color="D9D5C8" w:sz="4"/>
@@ -5834,7 +5834,7 @@
         </w:tc>
         <w:tc>
           <w:tcPr>
-            <w:tcW w:type="dxa" w:w="5248"/>
+            <w:tcW w:type="dxa" w:w="5327"/>
             <w:tcBorders>
               <w:top w:val="single" w:color="D9D5C8" w:sz="4"/>
               <w:left w:val="single" w:color="D9D5C8" w:sz="4"/>
@@ -5872,7 +5872,7 @@
       <w:tr>
         <w:tc>
           <w:tcPr>
-            <w:tcW w:type="dxa" w:w="2600"/>
+            <w:tcW w:type="dxa" w:w="2639"/>
             <w:tcBorders>
               <w:top w:val="single" w:color="D9D5C8" w:sz="4"/>
               <w:left w:val="single" w:color="D9D5C8" w:sz="4"/>
@@ -5907,7 +5907,7 @@
         </w:tc>
         <w:tc>
           <w:tcPr>
-            <w:tcW w:type="dxa" w:w="900"/>
+            <w:tcW w:type="dxa" w:w="913"/>
             <w:tcBorders>
               <w:top w:val="single" w:color="D9D5C8" w:sz="4"/>
               <w:left w:val="single" w:color="D9D5C8" w:sz="4"/>
@@ -5942,7 +5942,7 @@
         </w:tc>
         <w:tc>
           <w:tcPr>
-            <w:tcW w:type="dxa" w:w="900"/>
+            <w:tcW w:type="dxa" w:w="913"/>
             <w:tcBorders>
               <w:top w:val="single" w:color="D9D5C8" w:sz="4"/>
               <w:left w:val="single" w:color="D9D5C8" w:sz="4"/>
@@ -5977,7 +5977,7 @@
         </w:tc>
         <w:tc>
           <w:tcPr>
-            <w:tcW w:type="dxa" w:w="5248"/>
+            <w:tcW w:type="dxa" w:w="5327"/>
             <w:tcBorders>
               <w:top w:val="single" w:color="D9D5C8" w:sz="4"/>
               <w:left w:val="single" w:color="D9D5C8" w:sz="4"/>
@@ -6014,7 +6014,7 @@
       <w:tr>
         <w:tc>
           <w:tcPr>
-            <w:tcW w:type="dxa" w:w="2600"/>
+            <w:tcW w:type="dxa" w:w="2639"/>
             <w:tcBorders>
               <w:top w:val="single" w:color="D9D5C8" w:sz="4"/>
               <w:left w:val="single" w:color="D9D5C8" w:sz="4"/>
@@ -6049,7 +6049,7 @@
         </w:tc>
         <w:tc>
           <w:tcPr>
-            <w:tcW w:type="dxa" w:w="900"/>
+            <w:tcW w:type="dxa" w:w="913"/>
             <w:tcBorders>
               <w:top w:val="single" w:color="D9D5C8" w:sz="4"/>
               <w:left w:val="single" w:color="D9D5C8" w:sz="4"/>
@@ -6084,7 +6084,7 @@
         </w:tc>
         <w:tc>
           <w:tcPr>
-            <w:tcW w:type="dxa" w:w="900"/>
+            <w:tcW w:type="dxa" w:w="913"/>
             <w:tcBorders>
               <w:top w:val="single" w:color="D9D5C8" w:sz="4"/>
               <w:left w:val="single" w:color="D9D5C8" w:sz="4"/>
@@ -6119,7 +6119,7 @@
         </w:tc>
         <w:tc>
           <w:tcPr>
-            <w:tcW w:type="dxa" w:w="5248"/>
+            <w:tcW w:type="dxa" w:w="5327"/>
             <w:tcBorders>
               <w:top w:val="single" w:color="D9D5C8" w:sz="4"/>
               <w:left w:val="single" w:color="D9D5C8" w:sz="4"/>
@@ -6176,7 +6176,7 @@
     </w:p>
     <w:tbl>
       <w:tblPr>
-        <w:tblW w:type="dxa" w:w="9648"/>
+        <w:tblW w:type="dxa" w:w="9792"/>
         <w:tblBorders>
           <w:top w:val="single" w:color="auto" w:sz="4"/>
           <w:left w:val="single" w:color="auto" w:sz="4"/>
@@ -6187,10 +6187,10 @@
         </w:tblBorders>
       </w:tblPr>
       <w:tblGrid>
-        <w:gridCol w:w="2600"/>
-        <w:gridCol w:w="900"/>
-        <w:gridCol w:w="900"/>
-        <w:gridCol w:w="5248"/>
+        <w:gridCol w:w="2639"/>
+        <w:gridCol w:w="913"/>
+        <w:gridCol w:w="913"/>
+        <w:gridCol w:w="5327"/>
       </w:tblGrid>
       <w:tr>
         <w:trPr>
@@ -6198,7 +6198,7 @@
         </w:trPr>
         <w:tc>
           <w:tcPr>
-            <w:tcW w:type="dxa" w:w="2600"/>
+            <w:tcW w:type="dxa" w:w="2639"/>
             <w:tcBorders>
               <w:top w:val="single" w:color="D9D5C8" w:sz="4"/>
               <w:left w:val="single" w:color="D9D5C8" w:sz="4"/>
@@ -6234,7 +6234,7 @@
         </w:tc>
         <w:tc>
           <w:tcPr>
-            <w:tcW w:type="dxa" w:w="900"/>
+            <w:tcW w:type="dxa" w:w="913"/>
             <w:tcBorders>
               <w:top w:val="single" w:color="D9D5C8" w:sz="4"/>
               <w:left w:val="single" w:color="D9D5C8" w:sz="4"/>
@@ -6270,7 +6270,7 @@
         </w:tc>
         <w:tc>
           <w:tcPr>
-            <w:tcW w:type="dxa" w:w="900"/>
+            <w:tcW w:type="dxa" w:w="913"/>
             <w:tcBorders>
               <w:top w:val="single" w:color="D9D5C8" w:sz="4"/>
               <w:left w:val="single" w:color="D9D5C8" w:sz="4"/>
@@ -6306,7 +6306,7 @@
         </w:tc>
         <w:tc>
           <w:tcPr>
-            <w:tcW w:type="dxa" w:w="5248"/>
+            <w:tcW w:type="dxa" w:w="5327"/>
             <w:tcBorders>
               <w:top w:val="single" w:color="D9D5C8" w:sz="4"/>
               <w:left w:val="single" w:color="D9D5C8" w:sz="4"/>
@@ -6344,7 +6344,7 @@
       <w:tr>
         <w:tc>
           <w:tcPr>
-            <w:tcW w:type="dxa" w:w="2600"/>
+            <w:tcW w:type="dxa" w:w="2639"/>
             <w:tcBorders>
               <w:top w:val="single" w:color="D9D5C8" w:sz="4"/>
               <w:left w:val="single" w:color="D9D5C8" w:sz="4"/>
@@ -6379,7 +6379,7 @@
         </w:tc>
         <w:tc>
           <w:tcPr>
-            <w:tcW w:type="dxa" w:w="900"/>
+            <w:tcW w:type="dxa" w:w="913"/>
             <w:tcBorders>
               <w:top w:val="single" w:color="D9D5C8" w:sz="4"/>
               <w:left w:val="single" w:color="D9D5C8" w:sz="4"/>
@@ -6414,7 +6414,7 @@
         </w:tc>
         <w:tc>
           <w:tcPr>
-            <w:tcW w:type="dxa" w:w="900"/>
+            <w:tcW w:type="dxa" w:w="913"/>
             <w:tcBorders>
               <w:top w:val="single" w:color="D9D5C8" w:sz="4"/>
               <w:left w:val="single" w:color="D9D5C8" w:sz="4"/>
@@ -6449,7 +6449,7 @@
         </w:tc>
         <w:tc>
           <w:tcPr>
-            <w:tcW w:type="dxa" w:w="5248"/>
+            <w:tcW w:type="dxa" w:w="5327"/>
             <w:tcBorders>
               <w:top w:val="single" w:color="D9D5C8" w:sz="4"/>
               <w:left w:val="single" w:color="D9D5C8" w:sz="4"/>
@@ -6486,7 +6486,7 @@
       <w:tr>
         <w:tc>
           <w:tcPr>
-            <w:tcW w:type="dxa" w:w="2600"/>
+            <w:tcW w:type="dxa" w:w="2639"/>
             <w:tcBorders>
               <w:top w:val="single" w:color="D9D5C8" w:sz="4"/>
               <w:left w:val="single" w:color="D9D5C8" w:sz="4"/>
@@ -6521,7 +6521,7 @@
         </w:tc>
         <w:tc>
           <w:tcPr>
-            <w:tcW w:type="dxa" w:w="900"/>
+            <w:tcW w:type="dxa" w:w="913"/>
             <w:tcBorders>
               <w:top w:val="single" w:color="D9D5C8" w:sz="4"/>
               <w:left w:val="single" w:color="D9D5C8" w:sz="4"/>
@@ -6556,7 +6556,7 @@
         </w:tc>
         <w:tc>
           <w:tcPr>
-            <w:tcW w:type="dxa" w:w="900"/>
+            <w:tcW w:type="dxa" w:w="913"/>
             <w:tcBorders>
               <w:top w:val="single" w:color="D9D5C8" w:sz="4"/>
               <w:left w:val="single" w:color="D9D5C8" w:sz="4"/>
@@ -6591,7 +6591,7 @@
         </w:tc>
         <w:tc>
           <w:tcPr>
-            <w:tcW w:type="dxa" w:w="5248"/>
+            <w:tcW w:type="dxa" w:w="5327"/>
             <w:tcBorders>
               <w:top w:val="single" w:color="D9D5C8" w:sz="4"/>
               <w:left w:val="single" w:color="D9D5C8" w:sz="4"/>
@@ -6648,7 +6648,7 @@
     </w:p>
     <w:tbl>
       <w:tblPr>
-        <w:tblW w:type="dxa" w:w="9648"/>
+        <w:tblW w:type="dxa" w:w="9792"/>
         <w:tblBorders>
           <w:top w:val="single" w:color="auto" w:sz="4"/>
           <w:left w:val="single" w:color="auto" w:sz="4"/>
@@ -6659,10 +6659,10 @@
         </w:tblBorders>
       </w:tblPr>
       <w:tblGrid>
-        <w:gridCol w:w="2600"/>
-        <w:gridCol w:w="900"/>
-        <w:gridCol w:w="900"/>
-        <w:gridCol w:w="5248"/>
+        <w:gridCol w:w="2639"/>
+        <w:gridCol w:w="913"/>
+        <w:gridCol w:w="913"/>
+        <w:gridCol w:w="5327"/>
       </w:tblGrid>
       <w:tr>
         <w:trPr>
@@ -6670,7 +6670,7 @@
         </w:trPr>
         <w:tc>
           <w:tcPr>
-            <w:tcW w:type="dxa" w:w="2600"/>
+            <w:tcW w:type="dxa" w:w="2639"/>
             <w:tcBorders>
               <w:top w:val="single" w:color="D9D5C8" w:sz="4"/>
               <w:left w:val="single" w:color="D9D5C8" w:sz="4"/>
@@ -6706,7 +6706,7 @@
         </w:tc>
         <w:tc>
           <w:tcPr>
-            <w:tcW w:type="dxa" w:w="900"/>
+            <w:tcW w:type="dxa" w:w="913"/>
             <w:tcBorders>
               <w:top w:val="single" w:color="D9D5C8" w:sz="4"/>
               <w:left w:val="single" w:color="D9D5C8" w:sz="4"/>
@@ -6742,7 +6742,7 @@
         </w:tc>
         <w:tc>
           <w:tcPr>
-            <w:tcW w:type="dxa" w:w="900"/>
+            <w:tcW w:type="dxa" w:w="913"/>
             <w:tcBorders>
               <w:top w:val="single" w:color="D9D5C8" w:sz="4"/>
               <w:left w:val="single" w:color="D9D5C8" w:sz="4"/>
@@ -6778,7 +6778,7 @@
         </w:tc>
         <w:tc>
           <w:tcPr>
-            <w:tcW w:type="dxa" w:w="5248"/>
+            <w:tcW w:type="dxa" w:w="5327"/>
             <w:tcBorders>
               <w:top w:val="single" w:color="D9D5C8" w:sz="4"/>
               <w:left w:val="single" w:color="D9D5C8" w:sz="4"/>
@@ -6816,7 +6816,7 @@
       <w:tr>
         <w:tc>
           <w:tcPr>
-            <w:tcW w:type="dxa" w:w="2600"/>
+            <w:tcW w:type="dxa" w:w="2639"/>
             <w:tcBorders>
               <w:top w:val="single" w:color="D9D5C8" w:sz="4"/>
               <w:left w:val="single" w:color="D9D5C8" w:sz="4"/>
@@ -6851,7 +6851,7 @@
         </w:tc>
         <w:tc>
           <w:tcPr>
-            <w:tcW w:type="dxa" w:w="900"/>
+            <w:tcW w:type="dxa" w:w="913"/>
             <w:tcBorders>
               <w:top w:val="single" w:color="D9D5C8" w:sz="4"/>
               <w:left w:val="single" w:color="D9D5C8" w:sz="4"/>
@@ -6886,7 +6886,7 @@
         </w:tc>
         <w:tc>
           <w:tcPr>
-            <w:tcW w:type="dxa" w:w="900"/>
+            <w:tcW w:type="dxa" w:w="913"/>
             <w:tcBorders>
               <w:top w:val="single" w:color="D9D5C8" w:sz="4"/>
               <w:left w:val="single" w:color="D9D5C8" w:sz="4"/>
@@ -6921,7 +6921,7 @@
         </w:tc>
         <w:tc>
           <w:tcPr>
-            <w:tcW w:type="dxa" w:w="5248"/>
+            <w:tcW w:type="dxa" w:w="5327"/>
             <w:tcBorders>
               <w:top w:val="single" w:color="D9D5C8" w:sz="4"/>
               <w:left w:val="single" w:color="D9D5C8" w:sz="4"/>
@@ -6958,7 +6958,7 @@
       <w:tr>
         <w:tc>
           <w:tcPr>
-            <w:tcW w:type="dxa" w:w="2600"/>
+            <w:tcW w:type="dxa" w:w="2639"/>
             <w:tcBorders>
               <w:top w:val="single" w:color="D9D5C8" w:sz="4"/>
               <w:left w:val="single" w:color="D9D5C8" w:sz="4"/>
@@ -6993,7 +6993,7 @@
         </w:tc>
         <w:tc>
           <w:tcPr>
-            <w:tcW w:type="dxa" w:w="900"/>
+            <w:tcW w:type="dxa" w:w="913"/>
             <w:tcBorders>
               <w:top w:val="single" w:color="D9D5C8" w:sz="4"/>
               <w:left w:val="single" w:color="D9D5C8" w:sz="4"/>
@@ -7028,7 +7028,7 @@
         </w:tc>
         <w:tc>
           <w:tcPr>
-            <w:tcW w:type="dxa" w:w="900"/>
+            <w:tcW w:type="dxa" w:w="913"/>
             <w:tcBorders>
               <w:top w:val="single" w:color="D9D5C8" w:sz="4"/>
               <w:left w:val="single" w:color="D9D5C8" w:sz="4"/>
@@ -7063,7 +7063,7 @@
         </w:tc>
         <w:tc>
           <w:tcPr>
-            <w:tcW w:type="dxa" w:w="5248"/>
+            <w:tcW w:type="dxa" w:w="5327"/>
             <w:tcBorders>
               <w:top w:val="single" w:color="D9D5C8" w:sz="4"/>
               <w:left w:val="single" w:color="D9D5C8" w:sz="4"/>
@@ -7120,7 +7120,7 @@
     </w:p>
     <w:tbl>
       <w:tblPr>
-        <w:tblW w:type="dxa" w:w="9648"/>
+        <w:tblW w:type="dxa" w:w="9792"/>
         <w:tblBorders>
           <w:top w:val="single" w:color="auto" w:sz="4"/>
           <w:left w:val="single" w:color="auto" w:sz="4"/>
@@ -7131,10 +7131,10 @@
         </w:tblBorders>
       </w:tblPr>
       <w:tblGrid>
-        <w:gridCol w:w="2600"/>
-        <w:gridCol w:w="900"/>
-        <w:gridCol w:w="900"/>
-        <w:gridCol w:w="5248"/>
+        <w:gridCol w:w="2639"/>
+        <w:gridCol w:w="913"/>
+        <w:gridCol w:w="913"/>
+        <w:gridCol w:w="5327"/>
       </w:tblGrid>
       <w:tr>
         <w:trPr>
@@ -7142,7 +7142,7 @@
         </w:trPr>
         <w:tc>
           <w:tcPr>
-            <w:tcW w:type="dxa" w:w="2600"/>
+            <w:tcW w:type="dxa" w:w="2639"/>
             <w:tcBorders>
               <w:top w:val="single" w:color="D9D5C8" w:sz="4"/>
               <w:left w:val="single" w:color="D9D5C8" w:sz="4"/>
@@ -7178,7 +7178,7 @@
         </w:tc>
         <w:tc>
           <w:tcPr>
-            <w:tcW w:type="dxa" w:w="900"/>
+            <w:tcW w:type="dxa" w:w="913"/>
             <w:tcBorders>
               <w:top w:val="single" w:color="D9D5C8" w:sz="4"/>
               <w:left w:val="single" w:color="D9D5C8" w:sz="4"/>
@@ -7214,7 +7214,7 @@
         </w:tc>
         <w:tc>
           <w:tcPr>
-            <w:tcW w:type="dxa" w:w="900"/>
+            <w:tcW w:type="dxa" w:w="913"/>
             <w:tcBorders>
               <w:top w:val="single" w:color="D9D5C8" w:sz="4"/>
               <w:left w:val="single" w:color="D9D5C8" w:sz="4"/>
@@ -7250,7 +7250,7 @@
         </w:tc>
         <w:tc>
           <w:tcPr>
-            <w:tcW w:type="dxa" w:w="5248"/>
+            <w:tcW w:type="dxa" w:w="5327"/>
             <w:tcBorders>
               <w:top w:val="single" w:color="D9D5C8" w:sz="4"/>
               <w:left w:val="single" w:color="D9D5C8" w:sz="4"/>
@@ -7288,7 +7288,7 @@
       <w:tr>
         <w:tc>
           <w:tcPr>
-            <w:tcW w:type="dxa" w:w="2600"/>
+            <w:tcW w:type="dxa" w:w="2639"/>
             <w:tcBorders>
               <w:top w:val="single" w:color="D9D5C8" w:sz="4"/>
               <w:left w:val="single" w:color="D9D5C8" w:sz="4"/>
@@ -7323,7 +7323,7 @@
         </w:tc>
         <w:tc>
           <w:tcPr>
-            <w:tcW w:type="dxa" w:w="900"/>
+            <w:tcW w:type="dxa" w:w="913"/>
             <w:tcBorders>
               <w:top w:val="single" w:color="D9D5C8" w:sz="4"/>
               <w:left w:val="single" w:color="D9D5C8" w:sz="4"/>
@@ -7358,7 +7358,7 @@
         </w:tc>
         <w:tc>
           <w:tcPr>
-            <w:tcW w:type="dxa" w:w="900"/>
+            <w:tcW w:type="dxa" w:w="913"/>
             <w:tcBorders>
               <w:top w:val="single" w:color="D9D5C8" w:sz="4"/>
               <w:left w:val="single" w:color="D9D5C8" w:sz="4"/>
@@ -7393,7 +7393,7 @@
         </w:tc>
         <w:tc>
           <w:tcPr>
-            <w:tcW w:type="dxa" w:w="5248"/>
+            <w:tcW w:type="dxa" w:w="5327"/>
             <w:tcBorders>
               <w:top w:val="single" w:color="D9D5C8" w:sz="4"/>
               <w:left w:val="single" w:color="D9D5C8" w:sz="4"/>
@@ -7430,7 +7430,7 @@
       <w:tr>
         <w:tc>
           <w:tcPr>
-            <w:tcW w:type="dxa" w:w="2600"/>
+            <w:tcW w:type="dxa" w:w="2639"/>
             <w:tcBorders>
               <w:top w:val="single" w:color="D9D5C8" w:sz="4"/>
               <w:left w:val="single" w:color="D9D5C8" w:sz="4"/>
@@ -7465,7 +7465,7 @@
         </w:tc>
         <w:tc>
           <w:tcPr>
-            <w:tcW w:type="dxa" w:w="900"/>
+            <w:tcW w:type="dxa" w:w="913"/>
             <w:tcBorders>
               <w:top w:val="single" w:color="D9D5C8" w:sz="4"/>
               <w:left w:val="single" w:color="D9D5C8" w:sz="4"/>
@@ -7500,7 +7500,7 @@
         </w:tc>
         <w:tc>
           <w:tcPr>
-            <w:tcW w:type="dxa" w:w="900"/>
+            <w:tcW w:type="dxa" w:w="913"/>
             <w:tcBorders>
               <w:top w:val="single" w:color="D9D5C8" w:sz="4"/>
               <w:left w:val="single" w:color="D9D5C8" w:sz="4"/>
@@ -7535,7 +7535,7 @@
         </w:tc>
         <w:tc>
           <w:tcPr>
-            <w:tcW w:type="dxa" w:w="5248"/>
+            <w:tcW w:type="dxa" w:w="5327"/>
             <w:tcBorders>
               <w:top w:val="single" w:color="D9D5C8" w:sz="4"/>
               <w:left w:val="single" w:color="D9D5C8" w:sz="4"/>
@@ -7592,7 +7592,7 @@
     </w:p>
     <w:tbl>
       <w:tblPr>
-        <w:tblW w:type="dxa" w:w="9648"/>
+        <w:tblW w:type="dxa" w:w="9792"/>
         <w:tblBorders>
           <w:top w:val="single" w:color="auto" w:sz="4"/>
           <w:left w:val="single" w:color="auto" w:sz="4"/>
@@ -7603,10 +7603,10 @@
         </w:tblBorders>
       </w:tblPr>
       <w:tblGrid>
-        <w:gridCol w:w="2600"/>
-        <w:gridCol w:w="900"/>
-        <w:gridCol w:w="900"/>
-        <w:gridCol w:w="5248"/>
+        <w:gridCol w:w="2639"/>
+        <w:gridCol w:w="913"/>
+        <w:gridCol w:w="913"/>
+        <w:gridCol w:w="5327"/>
       </w:tblGrid>
       <w:tr>
         <w:trPr>
@@ -7614,7 +7614,7 @@
         </w:trPr>
         <w:tc>
           <w:tcPr>
-            <w:tcW w:type="dxa" w:w="2600"/>
+            <w:tcW w:type="dxa" w:w="2639"/>
             <w:tcBorders>
               <w:top w:val="single" w:color="D9D5C8" w:sz="4"/>
               <w:left w:val="single" w:color="D9D5C8" w:sz="4"/>
@@ -7650,7 +7650,7 @@
         </w:tc>
         <w:tc>
           <w:tcPr>
-            <w:tcW w:type="dxa" w:w="900"/>
+            <w:tcW w:type="dxa" w:w="913"/>
             <w:tcBorders>
               <w:top w:val="single" w:color="D9D5C8" w:sz="4"/>
               <w:left w:val="single" w:color="D9D5C8" w:sz="4"/>
@@ -7686,7 +7686,7 @@
         </w:tc>
         <w:tc>
           <w:tcPr>
-            <w:tcW w:type="dxa" w:w="900"/>
+            <w:tcW w:type="dxa" w:w="913"/>
             <w:tcBorders>
               <w:top w:val="single" w:color="D9D5C8" w:sz="4"/>
               <w:left w:val="single" w:color="D9D5C8" w:sz="4"/>
@@ -7722,7 +7722,7 @@
         </w:tc>
         <w:tc>
           <w:tcPr>
-            <w:tcW w:type="dxa" w:w="5248"/>
+            <w:tcW w:type="dxa" w:w="5327"/>
             <w:tcBorders>
               <w:top w:val="single" w:color="D9D5C8" w:sz="4"/>
               <w:left w:val="single" w:color="D9D5C8" w:sz="4"/>
@@ -7760,7 +7760,7 @@
       <w:tr>
         <w:tc>
           <w:tcPr>
-            <w:tcW w:type="dxa" w:w="2600"/>
+            <w:tcW w:type="dxa" w:w="2639"/>
             <w:tcBorders>
               <w:top w:val="single" w:color="D9D5C8" w:sz="4"/>
               <w:left w:val="single" w:color="D9D5C8" w:sz="4"/>
@@ -7795,7 +7795,7 @@
         </w:tc>
         <w:tc>
           <w:tcPr>
-            <w:tcW w:type="dxa" w:w="900"/>
+            <w:tcW w:type="dxa" w:w="913"/>
             <w:tcBorders>
               <w:top w:val="single" w:color="D9D5C8" w:sz="4"/>
               <w:left w:val="single" w:color="D9D5C8" w:sz="4"/>
@@ -7830,7 +7830,7 @@
         </w:tc>
         <w:tc>
           <w:tcPr>
-            <w:tcW w:type="dxa" w:w="900"/>
+            <w:tcW w:type="dxa" w:w="913"/>
             <w:tcBorders>
               <w:top w:val="single" w:color="D9D5C8" w:sz="4"/>
               <w:left w:val="single" w:color="D9D5C8" w:sz="4"/>
@@ -7865,7 +7865,7 @@
         </w:tc>
         <w:tc>
           <w:tcPr>
-            <w:tcW w:type="dxa" w:w="5248"/>
+            <w:tcW w:type="dxa" w:w="5327"/>
             <w:tcBorders>
               <w:top w:val="single" w:color="D9D5C8" w:sz="4"/>
               <w:left w:val="single" w:color="D9D5C8" w:sz="4"/>
@@ -7902,7 +7902,7 @@
       <w:tr>
         <w:tc>
           <w:tcPr>
-            <w:tcW w:type="dxa" w:w="2600"/>
+            <w:tcW w:type="dxa" w:w="2639"/>
             <w:tcBorders>
               <w:top w:val="single" w:color="D9D5C8" w:sz="4"/>
               <w:left w:val="single" w:color="D9D5C8" w:sz="4"/>
@@ -7937,7 +7937,7 @@
         </w:tc>
         <w:tc>
           <w:tcPr>
-            <w:tcW w:type="dxa" w:w="900"/>
+            <w:tcW w:type="dxa" w:w="913"/>
             <w:tcBorders>
               <w:top w:val="single" w:color="D9D5C8" w:sz="4"/>
               <w:left w:val="single" w:color="D9D5C8" w:sz="4"/>
@@ -7972,7 +7972,7 @@
         </w:tc>
         <w:tc>
           <w:tcPr>
-            <w:tcW w:type="dxa" w:w="900"/>
+            <w:tcW w:type="dxa" w:w="913"/>
             <w:tcBorders>
               <w:top w:val="single" w:color="D9D5C8" w:sz="4"/>
               <w:left w:val="single" w:color="D9D5C8" w:sz="4"/>
@@ -8007,7 +8007,7 @@
         </w:tc>
         <w:tc>
           <w:tcPr>
-            <w:tcW w:type="dxa" w:w="5248"/>
+            <w:tcW w:type="dxa" w:w="5327"/>
             <w:tcBorders>
               <w:top w:val="single" w:color="D9D5C8" w:sz="4"/>
               <w:left w:val="single" w:color="D9D5C8" w:sz="4"/>
@@ -8064,7 +8064,7 @@
     </w:p>
     <w:tbl>
       <w:tblPr>
-        <w:tblW w:type="dxa" w:w="9648"/>
+        <w:tblW w:type="dxa" w:w="9792"/>
         <w:tblBorders>
           <w:top w:val="single" w:color="auto" w:sz="4"/>
           <w:left w:val="single" w:color="auto" w:sz="4"/>
@@ -8075,10 +8075,10 @@
         </w:tblBorders>
       </w:tblPr>
       <w:tblGrid>
-        <w:gridCol w:w="2600"/>
-        <w:gridCol w:w="900"/>
-        <w:gridCol w:w="900"/>
-        <w:gridCol w:w="5248"/>
+        <w:gridCol w:w="2639"/>
+        <w:gridCol w:w="913"/>
+        <w:gridCol w:w="913"/>
+        <w:gridCol w:w="5327"/>
       </w:tblGrid>
       <w:tr>
         <w:trPr>
@@ -8086,7 +8086,7 @@
         </w:trPr>
         <w:tc>
           <w:tcPr>
-            <w:tcW w:type="dxa" w:w="2600"/>
+            <w:tcW w:type="dxa" w:w="2639"/>
             <w:tcBorders>
               <w:top w:val="single" w:color="D9D5C8" w:sz="4"/>
               <w:left w:val="single" w:color="D9D5C8" w:sz="4"/>
@@ -8122,7 +8122,7 @@
         </w:tc>
         <w:tc>
           <w:tcPr>
-            <w:tcW w:type="dxa" w:w="900"/>
+            <w:tcW w:type="dxa" w:w="913"/>
             <w:tcBorders>
               <w:top w:val="single" w:color="D9D5C8" w:sz="4"/>
               <w:left w:val="single" w:color="D9D5C8" w:sz="4"/>
@@ -8158,7 +8158,7 @@
         </w:tc>
         <w:tc>
           <w:tcPr>
-            <w:tcW w:type="dxa" w:w="900"/>
+            <w:tcW w:type="dxa" w:w="913"/>
             <w:tcBorders>
               <w:top w:val="single" w:color="D9D5C8" w:sz="4"/>
               <w:left w:val="single" w:color="D9D5C8" w:sz="4"/>
@@ -8194,7 +8194,7 @@
         </w:tc>
         <w:tc>
           <w:tcPr>
-            <w:tcW w:type="dxa" w:w="5248"/>
+            <w:tcW w:type="dxa" w:w="5327"/>
             <w:tcBorders>
               <w:top w:val="single" w:color="D9D5C8" w:sz="4"/>
               <w:left w:val="single" w:color="D9D5C8" w:sz="4"/>
@@ -8232,7 +8232,7 @@
       <w:tr>
         <w:tc>
           <w:tcPr>
-            <w:tcW w:type="dxa" w:w="2600"/>
+            <w:tcW w:type="dxa" w:w="2639"/>
             <w:tcBorders>
               <w:top w:val="single" w:color="D9D5C8" w:sz="4"/>
               <w:left w:val="single" w:color="D9D5C8" w:sz="4"/>
@@ -8267,7 +8267,7 @@
         </w:tc>
         <w:tc>
           <w:tcPr>
-            <w:tcW w:type="dxa" w:w="900"/>
+            <w:tcW w:type="dxa" w:w="913"/>
             <w:tcBorders>
               <w:top w:val="single" w:color="D9D5C8" w:sz="4"/>
               <w:left w:val="single" w:color="D9D5C8" w:sz="4"/>
@@ -8302,7 +8302,7 @@
         </w:tc>
         <w:tc>
           <w:tcPr>
-            <w:tcW w:type="dxa" w:w="900"/>
+            <w:tcW w:type="dxa" w:w="913"/>
             <w:tcBorders>
               <w:top w:val="single" w:color="D9D5C8" w:sz="4"/>
               <w:left w:val="single" w:color="D9D5C8" w:sz="4"/>
@@ -8337,7 +8337,7 @@
         </w:tc>
         <w:tc>
           <w:tcPr>
-            <w:tcW w:type="dxa" w:w="5248"/>
+            <w:tcW w:type="dxa" w:w="5327"/>
             <w:tcBorders>
               <w:top w:val="single" w:color="D9D5C8" w:sz="4"/>
               <w:left w:val="single" w:color="D9D5C8" w:sz="4"/>
@@ -8374,7 +8374,7 @@
       <w:tr>
         <w:tc>
           <w:tcPr>
-            <w:tcW w:type="dxa" w:w="2600"/>
+            <w:tcW w:type="dxa" w:w="2639"/>
             <w:tcBorders>
               <w:top w:val="single" w:color="D9D5C8" w:sz="4"/>
               <w:left w:val="single" w:color="D9D5C8" w:sz="4"/>
@@ -8409,7 +8409,7 @@
         </w:tc>
         <w:tc>
           <w:tcPr>
-            <w:tcW w:type="dxa" w:w="900"/>
+            <w:tcW w:type="dxa" w:w="913"/>
             <w:tcBorders>
               <w:top w:val="single" w:color="D9D5C8" w:sz="4"/>
               <w:left w:val="single" w:color="D9D5C8" w:sz="4"/>
@@ -8444,7 +8444,7 @@
         </w:tc>
         <w:tc>
           <w:tcPr>
-            <w:tcW w:type="dxa" w:w="900"/>
+            <w:tcW w:type="dxa" w:w="913"/>
             <w:tcBorders>
               <w:top w:val="single" w:color="D9D5C8" w:sz="4"/>
               <w:left w:val="single" w:color="D9D5C8" w:sz="4"/>
@@ -8479,7 +8479,7 @@
         </w:tc>
         <w:tc>
           <w:tcPr>
-            <w:tcW w:type="dxa" w:w="5248"/>
+            <w:tcW w:type="dxa" w:w="5327"/>
             <w:tcBorders>
               <w:top w:val="single" w:color="D9D5C8" w:sz="4"/>
               <w:left w:val="single" w:color="D9D5C8" w:sz="4"/>
@@ -8536,7 +8536,7 @@
     </w:p>
     <w:tbl>
       <w:tblPr>
-        <w:tblW w:type="dxa" w:w="9648"/>
+        <w:tblW w:type="dxa" w:w="9792"/>
         <w:tblBorders>
           <w:top w:val="single" w:color="auto" w:sz="4"/>
           <w:left w:val="single" w:color="auto" w:sz="4"/>
@@ -8547,10 +8547,10 @@
         </w:tblBorders>
       </w:tblPr>
       <w:tblGrid>
-        <w:gridCol w:w="2600"/>
-        <w:gridCol w:w="900"/>
-        <w:gridCol w:w="900"/>
-        <w:gridCol w:w="5248"/>
+        <w:gridCol w:w="2639"/>
+        <w:gridCol w:w="913"/>
+        <w:gridCol w:w="913"/>
+        <w:gridCol w:w="5327"/>
       </w:tblGrid>
       <w:tr>
         <w:trPr>
@@ -8558,7 +8558,7 @@
         </w:trPr>
         <w:tc>
           <w:tcPr>
-            <w:tcW w:type="dxa" w:w="2600"/>
+            <w:tcW w:type="dxa" w:w="2639"/>
             <w:tcBorders>
               <w:top w:val="single" w:color="D9D5C8" w:sz="4"/>
               <w:left w:val="single" w:color="D9D5C8" w:sz="4"/>
@@ -8594,7 +8594,7 @@
         </w:tc>
         <w:tc>
           <w:tcPr>
-            <w:tcW w:type="dxa" w:w="900"/>
+            <w:tcW w:type="dxa" w:w="913"/>
             <w:tcBorders>
               <w:top w:val="single" w:color="D9D5C8" w:sz="4"/>
               <w:left w:val="single" w:color="D9D5C8" w:sz="4"/>
@@ -8630,7 +8630,7 @@
         </w:tc>
         <w:tc>
           <w:tcPr>
-            <w:tcW w:type="dxa" w:w="900"/>
+            <w:tcW w:type="dxa" w:w="913"/>
             <w:tcBorders>
               <w:top w:val="single" w:color="D9D5C8" w:sz="4"/>
               <w:left w:val="single" w:color="D9D5C8" w:sz="4"/>
@@ -8666,7 +8666,7 @@
         </w:tc>
         <w:tc>
           <w:tcPr>
-            <w:tcW w:type="dxa" w:w="5248"/>
+            <w:tcW w:type="dxa" w:w="5327"/>
             <w:tcBorders>
               <w:top w:val="single" w:color="D9D5C8" w:sz="4"/>
               <w:left w:val="single" w:color="D9D5C8" w:sz="4"/>
@@ -8704,7 +8704,7 @@
       <w:tr>
         <w:tc>
           <w:tcPr>
-            <w:tcW w:type="dxa" w:w="2600"/>
+            <w:tcW w:type="dxa" w:w="2639"/>
             <w:tcBorders>
               <w:top w:val="single" w:color="D9D5C8" w:sz="4"/>
               <w:left w:val="single" w:color="D9D5C8" w:sz="4"/>
@@ -8739,7 +8739,7 @@
         </w:tc>
         <w:tc>
           <w:tcPr>
-            <w:tcW w:type="dxa" w:w="900"/>
+            <w:tcW w:type="dxa" w:w="913"/>
             <w:tcBorders>
               <w:top w:val="single" w:color="D9D5C8" w:sz="4"/>
               <w:left w:val="single" w:color="D9D5C8" w:sz="4"/>
@@ -8774,7 +8774,7 @@
         </w:tc>
         <w:tc>
           <w:tcPr>
-            <w:tcW w:type="dxa" w:w="900"/>
+            <w:tcW w:type="dxa" w:w="913"/>
             <w:tcBorders>
               <w:top w:val="single" w:color="D9D5C8" w:sz="4"/>
               <w:left w:val="single" w:color="D9D5C8" w:sz="4"/>
@@ -8809,7 +8809,7 @@
         </w:tc>
         <w:tc>
           <w:tcPr>
-            <w:tcW w:type="dxa" w:w="5248"/>
+            <w:tcW w:type="dxa" w:w="5327"/>
             <w:tcBorders>
               <w:top w:val="single" w:color="D9D5C8" w:sz="4"/>
               <w:left w:val="single" w:color="D9D5C8" w:sz="4"/>
@@ -8846,7 +8846,7 @@
       <w:tr>
         <w:tc>
           <w:tcPr>
-            <w:tcW w:type="dxa" w:w="2600"/>
+            <w:tcW w:type="dxa" w:w="2639"/>
             <w:tcBorders>
               <w:top w:val="single" w:color="D9D5C8" w:sz="4"/>
               <w:left w:val="single" w:color="D9D5C8" w:sz="4"/>
@@ -8881,7 +8881,7 @@
         </w:tc>
         <w:tc>
           <w:tcPr>
-            <w:tcW w:type="dxa" w:w="900"/>
+            <w:tcW w:type="dxa" w:w="913"/>
             <w:tcBorders>
               <w:top w:val="single" w:color="D9D5C8" w:sz="4"/>
               <w:left w:val="single" w:color="D9D5C8" w:sz="4"/>
@@ -8916,7 +8916,7 @@
         </w:tc>
         <w:tc>
           <w:tcPr>
-            <w:tcW w:type="dxa" w:w="900"/>
+            <w:tcW w:type="dxa" w:w="913"/>
             <w:tcBorders>
               <w:top w:val="single" w:color="D9D5C8" w:sz="4"/>
               <w:left w:val="single" w:color="D9D5C8" w:sz="4"/>
@@ -8951,7 +8951,7 @@
         </w:tc>
         <w:tc>
           <w:tcPr>
-            <w:tcW w:type="dxa" w:w="5248"/>
+            <w:tcW w:type="dxa" w:w="5327"/>
             <w:tcBorders>
               <w:top w:val="single" w:color="D9D5C8" w:sz="4"/>
               <w:left w:val="single" w:color="D9D5C8" w:sz="4"/>
@@ -9013,7 +9013,7 @@
     </w:p>
     <w:tbl>
       <w:tblPr>
-        <w:tblW w:type="dxa" w:w="9648"/>
+        <w:tblW w:type="dxa" w:w="9792"/>
         <w:tblBorders>
           <w:top w:val="single" w:color="auto" w:sz="4"/>
           <w:left w:val="single" w:color="auto" w:sz="4"/>
@@ -9024,8 +9024,8 @@
         </w:tblBorders>
       </w:tblPr>
       <w:tblGrid>
-        <w:gridCol w:w="2600"/>
-        <w:gridCol w:w="7048"/>
+        <w:gridCol w:w="2639"/>
+        <w:gridCol w:w="7153"/>
       </w:tblGrid>
       <w:tr>
         <w:trPr>
@@ -9033,7 +9033,7 @@
         </w:trPr>
         <w:tc>
           <w:tcPr>
-            <w:tcW w:type="dxa" w:w="2600"/>
+            <w:tcW w:type="dxa" w:w="2639"/>
             <w:tcBorders>
               <w:top w:val="single" w:color="D9D5C8" w:sz="4"/>
               <w:left w:val="single" w:color="D9D5C8" w:sz="4"/>
@@ -9069,7 +9069,7 @@
         </w:tc>
         <w:tc>
           <w:tcPr>
-            <w:tcW w:type="dxa" w:w="7048"/>
+            <w:tcW w:type="dxa" w:w="7153"/>
             <w:tcBorders>
               <w:top w:val="single" w:color="D9D5C8" w:sz="4"/>
               <w:left w:val="single" w:color="D9D5C8" w:sz="4"/>
@@ -9107,7 +9107,7 @@
       <w:tr>
         <w:tc>
           <w:tcPr>
-            <w:tcW w:type="dxa" w:w="2600"/>
+            <w:tcW w:type="dxa" w:w="2639"/>
             <w:tcBorders>
               <w:top w:val="single" w:color="D9D5C8" w:sz="4"/>
               <w:left w:val="single" w:color="D9D5C8" w:sz="4"/>
@@ -9142,7 +9142,7 @@
         </w:tc>
         <w:tc>
           <w:tcPr>
-            <w:tcW w:type="dxa" w:w="7048"/>
+            <w:tcW w:type="dxa" w:w="7153"/>
             <w:tcBorders>
               <w:top w:val="single" w:color="D9D5C8" w:sz="4"/>
               <w:left w:val="single" w:color="D9D5C8" w:sz="4"/>
@@ -9179,7 +9179,7 @@
       <w:tr>
         <w:tc>
           <w:tcPr>
-            <w:tcW w:type="dxa" w:w="2600"/>
+            <w:tcW w:type="dxa" w:w="2639"/>
             <w:tcBorders>
               <w:top w:val="single" w:color="D9D5C8" w:sz="4"/>
               <w:left w:val="single" w:color="D9D5C8" w:sz="4"/>
@@ -9214,7 +9214,7 @@
         </w:tc>
         <w:tc>
           <w:tcPr>
-            <w:tcW w:type="dxa" w:w="7048"/>
+            <w:tcW w:type="dxa" w:w="7153"/>
             <w:tcBorders>
               <w:top w:val="single" w:color="D9D5C8" w:sz="4"/>
               <w:left w:val="single" w:color="D9D5C8" w:sz="4"/>
@@ -9251,7 +9251,7 @@
       <w:tr>
         <w:tc>
           <w:tcPr>
-            <w:tcW w:type="dxa" w:w="2600"/>
+            <w:tcW w:type="dxa" w:w="2639"/>
             <w:tcBorders>
               <w:top w:val="single" w:color="D9D5C8" w:sz="4"/>
               <w:left w:val="single" w:color="D9D5C8" w:sz="4"/>
@@ -9286,7 +9286,7 @@
         </w:tc>
         <w:tc>
           <w:tcPr>
-            <w:tcW w:type="dxa" w:w="7048"/>
+            <w:tcW w:type="dxa" w:w="7153"/>
             <w:tcBorders>
               <w:top w:val="single" w:color="D9D5C8" w:sz="4"/>
               <w:left w:val="single" w:color="D9D5C8" w:sz="4"/>
@@ -9422,7 +9422,7 @@
     </w:p>
     <w:tbl>
       <w:tblPr>
-        <w:tblW w:type="dxa" w:w="9648"/>
+        <w:tblW w:type="dxa" w:w="9792"/>
         <w:tblBorders>
           <w:top w:val="single" w:color="auto" w:sz="4"/>
           <w:left w:val="single" w:color="auto" w:sz="4"/>
@@ -9433,12 +9433,12 @@
         </w:tblBorders>
       </w:tblPr>
       <w:tblGrid>
-        <w:gridCol w:w="9648"/>
+        <w:gridCol w:w="9792"/>
       </w:tblGrid>
       <w:tr>
         <w:tc>
           <w:tcPr>
-            <w:tcW w:type="dxa" w:w="9648"/>
+            <w:tcW w:type="dxa" w:w="9792"/>
             <w:tcBorders>
               <w:top w:val="single" w:color="D9D5C8" w:sz="4"/>
               <w:left w:val="single" w:color="D9D5C8" w:sz="4"/>
@@ -9494,7 +9494,7 @@
     </w:tbl>
     <w:tbl>
       <w:tblPr>
-        <w:tblW w:type="dxa" w:w="9648"/>
+        <w:tblW w:type="dxa" w:w="9792"/>
         <w:tblBorders>
           <w:top w:val="single" w:color="auto" w:sz="4"/>
           <w:left w:val="single" w:color="auto" w:sz="4"/>
@@ -9505,8 +9505,8 @@
         </w:tblBorders>
       </w:tblPr>
       <w:tblGrid>
-        <w:gridCol w:w="2600"/>
-        <w:gridCol w:w="7048"/>
+        <w:gridCol w:w="2639"/>
+        <w:gridCol w:w="7153"/>
       </w:tblGrid>
       <w:tr>
         <w:trPr>
@@ -9514,7 +9514,7 @@
         </w:trPr>
         <w:tc>
           <w:tcPr>
-            <w:tcW w:type="dxa" w:w="2600"/>
+            <w:tcW w:type="dxa" w:w="2639"/>
             <w:tcBorders>
               <w:top w:val="single" w:color="D9D5C8" w:sz="4"/>
               <w:left w:val="single" w:color="D9D5C8" w:sz="4"/>
@@ -9550,7 +9550,7 @@
         </w:tc>
         <w:tc>
           <w:tcPr>
-            <w:tcW w:type="dxa" w:w="7048"/>
+            <w:tcW w:type="dxa" w:w="7153"/>
             <w:tcBorders>
               <w:top w:val="single" w:color="D9D5C8" w:sz="4"/>
               <w:left w:val="single" w:color="D9D5C8" w:sz="4"/>
@@ -9591,41 +9591,41 @@
         </w:trPr>
         <w:tc>
           <w:tcPr>
-            <w:tcW w:type="dxa" w:w="2600"/>
-            <w:tcBorders>
-              <w:top w:val="single" w:color="D9D5C8" w:sz="4"/>
-              <w:left w:val="single" w:color="D9D5C8" w:sz="4"/>
-              <w:bottom w:val="single" w:color="D9D5C8" w:sz="4"/>
-              <w:right w:val="single" w:color="D9D5C8" w:sz="4"/>
-            </w:tcBorders>
-            <w:tcMar>
-              <w:top w:type="dxa" w:w="60"/>
-              <w:left w:type="dxa" w:w="110"/>
-              <w:bottom w:type="dxa" w:w="60"/>
-              <w:right w:type="dxa" w:w="110"/>
-            </w:tcMar>
-          </w:tcPr>
-          <w:p>
-            <w:pPr>
-              <w:spacing w:after="0"/>
-            </w:pPr>
-            <w:r>
-              <w:rPr>
-                <w:b w:val="false"/>
-                <w:bCs w:val="false"/>
-                <w:i w:val="false"/>
-                <w:iCs w:val="false"/>
-                <w:color w:val="1A1A1A"/>
-                <w:sz w:val="20"/>
-                <w:szCs w:val="20"/>
-                <w:rFonts w:ascii="Calibri" w:cs="Calibri" w:eastAsia="Calibri" w:hAnsi="Calibri"/>
-              </w:rPr>
-            </w:r>
-          </w:p>
-        </w:tc>
-        <w:tc>
-          <w:tcPr>
-            <w:tcW w:type="dxa" w:w="7048"/>
+            <w:tcW w:type="dxa" w:w="2639"/>
+            <w:tcBorders>
+              <w:top w:val="single" w:color="D9D5C8" w:sz="4"/>
+              <w:left w:val="single" w:color="D9D5C8" w:sz="4"/>
+              <w:bottom w:val="single" w:color="D9D5C8" w:sz="4"/>
+              <w:right w:val="single" w:color="D9D5C8" w:sz="4"/>
+            </w:tcBorders>
+            <w:tcMar>
+              <w:top w:type="dxa" w:w="60"/>
+              <w:left w:type="dxa" w:w="110"/>
+              <w:bottom w:type="dxa" w:w="60"/>
+              <w:right w:type="dxa" w:w="110"/>
+            </w:tcMar>
+          </w:tcPr>
+          <w:p>
+            <w:pPr>
+              <w:spacing w:after="0"/>
+            </w:pPr>
+            <w:r>
+              <w:rPr>
+                <w:b w:val="false"/>
+                <w:bCs w:val="false"/>
+                <w:i w:val="false"/>
+                <w:iCs w:val="false"/>
+                <w:color w:val="1A1A1A"/>
+                <w:sz w:val="20"/>
+                <w:szCs w:val="20"/>
+                <w:rFonts w:ascii="Calibri" w:cs="Calibri" w:eastAsia="Calibri" w:hAnsi="Calibri"/>
+              </w:rPr>
+            </w:r>
+          </w:p>
+        </w:tc>
+        <w:tc>
+          <w:tcPr>
+            <w:tcW w:type="dxa" w:w="7153"/>
             <w:tcBorders>
               <w:top w:val="single" w:color="D9D5C8" w:sz="4"/>
               <w:left w:val="single" w:color="D9D5C8" w:sz="4"/>
@@ -9664,41 +9664,41 @@
         </w:trPr>
         <w:tc>
           <w:tcPr>
-            <w:tcW w:type="dxa" w:w="2600"/>
-            <w:tcBorders>
-              <w:top w:val="single" w:color="D9D5C8" w:sz="4"/>
-              <w:left w:val="single" w:color="D9D5C8" w:sz="4"/>
-              <w:bottom w:val="single" w:color="D9D5C8" w:sz="4"/>
-              <w:right w:val="single" w:color="D9D5C8" w:sz="4"/>
-            </w:tcBorders>
-            <w:tcMar>
-              <w:top w:type="dxa" w:w="60"/>
-              <w:left w:type="dxa" w:w="110"/>
-              <w:bottom w:type="dxa" w:w="60"/>
-              <w:right w:type="dxa" w:w="110"/>
-            </w:tcMar>
-          </w:tcPr>
-          <w:p>
-            <w:pPr>
-              <w:spacing w:after="0"/>
-            </w:pPr>
-            <w:r>
-              <w:rPr>
-                <w:b w:val="false"/>
-                <w:bCs w:val="false"/>
-                <w:i w:val="false"/>
-                <w:iCs w:val="false"/>
-                <w:color w:val="1A1A1A"/>
-                <w:sz w:val="20"/>
-                <w:szCs w:val="20"/>
-                <w:rFonts w:ascii="Calibri" w:cs="Calibri" w:eastAsia="Calibri" w:hAnsi="Calibri"/>
-              </w:rPr>
-            </w:r>
-          </w:p>
-        </w:tc>
-        <w:tc>
-          <w:tcPr>
-            <w:tcW w:type="dxa" w:w="7048"/>
+            <w:tcW w:type="dxa" w:w="2639"/>
+            <w:tcBorders>
+              <w:top w:val="single" w:color="D9D5C8" w:sz="4"/>
+              <w:left w:val="single" w:color="D9D5C8" w:sz="4"/>
+              <w:bottom w:val="single" w:color="D9D5C8" w:sz="4"/>
+              <w:right w:val="single" w:color="D9D5C8" w:sz="4"/>
+            </w:tcBorders>
+            <w:tcMar>
+              <w:top w:type="dxa" w:w="60"/>
+              <w:left w:type="dxa" w:w="110"/>
+              <w:bottom w:type="dxa" w:w="60"/>
+              <w:right w:type="dxa" w:w="110"/>
+            </w:tcMar>
+          </w:tcPr>
+          <w:p>
+            <w:pPr>
+              <w:spacing w:after="0"/>
+            </w:pPr>
+            <w:r>
+              <w:rPr>
+                <w:b w:val="false"/>
+                <w:bCs w:val="false"/>
+                <w:i w:val="false"/>
+                <w:iCs w:val="false"/>
+                <w:color w:val="1A1A1A"/>
+                <w:sz w:val="20"/>
+                <w:szCs w:val="20"/>
+                <w:rFonts w:ascii="Calibri" w:cs="Calibri" w:eastAsia="Calibri" w:hAnsi="Calibri"/>
+              </w:rPr>
+            </w:r>
+          </w:p>
+        </w:tc>
+        <w:tc>
+          <w:tcPr>
+            <w:tcW w:type="dxa" w:w="7153"/>
             <w:tcBorders>
               <w:top w:val="single" w:color="D9D5C8" w:sz="4"/>
               <w:left w:val="single" w:color="D9D5C8" w:sz="4"/>
@@ -9737,41 +9737,41 @@
         </w:trPr>
         <w:tc>
           <w:tcPr>
-            <w:tcW w:type="dxa" w:w="2600"/>
-            <w:tcBorders>
-              <w:top w:val="single" w:color="D9D5C8" w:sz="4"/>
-              <w:left w:val="single" w:color="D9D5C8" w:sz="4"/>
-              <w:bottom w:val="single" w:color="D9D5C8" w:sz="4"/>
-              <w:right w:val="single" w:color="D9D5C8" w:sz="4"/>
-            </w:tcBorders>
-            <w:tcMar>
-              <w:top w:type="dxa" w:w="60"/>
-              <w:left w:type="dxa" w:w="110"/>
-              <w:bottom w:type="dxa" w:w="60"/>
-              <w:right w:type="dxa" w:w="110"/>
-            </w:tcMar>
-          </w:tcPr>
-          <w:p>
-            <w:pPr>
-              <w:spacing w:after="0"/>
-            </w:pPr>
-            <w:r>
-              <w:rPr>
-                <w:b w:val="false"/>
-                <w:bCs w:val="false"/>
-                <w:i w:val="false"/>
-                <w:iCs w:val="false"/>
-                <w:color w:val="1A1A1A"/>
-                <w:sz w:val="20"/>
-                <w:szCs w:val="20"/>
-                <w:rFonts w:ascii="Calibri" w:cs="Calibri" w:eastAsia="Calibri" w:hAnsi="Calibri"/>
-              </w:rPr>
-            </w:r>
-          </w:p>
-        </w:tc>
-        <w:tc>
-          <w:tcPr>
-            <w:tcW w:type="dxa" w:w="7048"/>
+            <w:tcW w:type="dxa" w:w="2639"/>
+            <w:tcBorders>
+              <w:top w:val="single" w:color="D9D5C8" w:sz="4"/>
+              <w:left w:val="single" w:color="D9D5C8" w:sz="4"/>
+              <w:bottom w:val="single" w:color="D9D5C8" w:sz="4"/>
+              <w:right w:val="single" w:color="D9D5C8" w:sz="4"/>
+            </w:tcBorders>
+            <w:tcMar>
+              <w:top w:type="dxa" w:w="60"/>
+              <w:left w:type="dxa" w:w="110"/>
+              <w:bottom w:type="dxa" w:w="60"/>
+              <w:right w:type="dxa" w:w="110"/>
+            </w:tcMar>
+          </w:tcPr>
+          <w:p>
+            <w:pPr>
+              <w:spacing w:after="0"/>
+            </w:pPr>
+            <w:r>
+              <w:rPr>
+                <w:b w:val="false"/>
+                <w:bCs w:val="false"/>
+                <w:i w:val="false"/>
+                <w:iCs w:val="false"/>
+                <w:color w:val="1A1A1A"/>
+                <w:sz w:val="20"/>
+                <w:szCs w:val="20"/>
+                <w:rFonts w:ascii="Calibri" w:cs="Calibri" w:eastAsia="Calibri" w:hAnsi="Calibri"/>
+              </w:rPr>
+            </w:r>
+          </w:p>
+        </w:tc>
+        <w:tc>
+          <w:tcPr>
+            <w:tcW w:type="dxa" w:w="7153"/>
             <w:tcBorders>
               <w:top w:val="single" w:color="D9D5C8" w:sz="4"/>
               <w:left w:val="single" w:color="D9D5C8" w:sz="4"/>
@@ -9810,41 +9810,41 @@
         </w:trPr>
         <w:tc>
           <w:tcPr>
-            <w:tcW w:type="dxa" w:w="2600"/>
-            <w:tcBorders>
-              <w:top w:val="single" w:color="D9D5C8" w:sz="4"/>
-              <w:left w:val="single" w:color="D9D5C8" w:sz="4"/>
-              <w:bottom w:val="single" w:color="D9D5C8" w:sz="4"/>
-              <w:right w:val="single" w:color="D9D5C8" w:sz="4"/>
-            </w:tcBorders>
-            <w:tcMar>
-              <w:top w:type="dxa" w:w="60"/>
-              <w:left w:type="dxa" w:w="110"/>
-              <w:bottom w:type="dxa" w:w="60"/>
-              <w:right w:type="dxa" w:w="110"/>
-            </w:tcMar>
-          </w:tcPr>
-          <w:p>
-            <w:pPr>
-              <w:spacing w:after="0"/>
-            </w:pPr>
-            <w:r>
-              <w:rPr>
-                <w:b w:val="false"/>
-                <w:bCs w:val="false"/>
-                <w:i w:val="false"/>
-                <w:iCs w:val="false"/>
-                <w:color w:val="1A1A1A"/>
-                <w:sz w:val="20"/>
-                <w:szCs w:val="20"/>
-                <w:rFonts w:ascii="Calibri" w:cs="Calibri" w:eastAsia="Calibri" w:hAnsi="Calibri"/>
-              </w:rPr>
-            </w:r>
-          </w:p>
-        </w:tc>
-        <w:tc>
-          <w:tcPr>
-            <w:tcW w:type="dxa" w:w="7048"/>
+            <w:tcW w:type="dxa" w:w="2639"/>
+            <w:tcBorders>
+              <w:top w:val="single" w:color="D9D5C8" w:sz="4"/>
+              <w:left w:val="single" w:color="D9D5C8" w:sz="4"/>
+              <w:bottom w:val="single" w:color="D9D5C8" w:sz="4"/>
+              <w:right w:val="single" w:color="D9D5C8" w:sz="4"/>
+            </w:tcBorders>
+            <w:tcMar>
+              <w:top w:type="dxa" w:w="60"/>
+              <w:left w:type="dxa" w:w="110"/>
+              <w:bottom w:type="dxa" w:w="60"/>
+              <w:right w:type="dxa" w:w="110"/>
+            </w:tcMar>
+          </w:tcPr>
+          <w:p>
+            <w:pPr>
+              <w:spacing w:after="0"/>
+            </w:pPr>
+            <w:r>
+              <w:rPr>
+                <w:b w:val="false"/>
+                <w:bCs w:val="false"/>
+                <w:i w:val="false"/>
+                <w:iCs w:val="false"/>
+                <w:color w:val="1A1A1A"/>
+                <w:sz w:val="20"/>
+                <w:szCs w:val="20"/>
+                <w:rFonts w:ascii="Calibri" w:cs="Calibri" w:eastAsia="Calibri" w:hAnsi="Calibri"/>
+              </w:rPr>
+            </w:r>
+          </w:p>
+        </w:tc>
+        <w:tc>
+          <w:tcPr>
+            <w:tcW w:type="dxa" w:w="7153"/>
             <w:tcBorders>
               <w:top w:val="single" w:color="D9D5C8" w:sz="4"/>
               <w:left w:val="single" w:color="D9D5C8" w:sz="4"/>
@@ -9898,7 +9898,7 @@
     </w:p>
     <w:tbl>
       <w:tblPr>
-        <w:tblW w:type="dxa" w:w="9648"/>
+        <w:tblW w:type="dxa" w:w="9792"/>
         <w:tblBorders>
           <w:top w:val="single" w:color="auto" w:sz="4"/>
           <w:left w:val="single" w:color="auto" w:sz="4"/>
@@ -9909,12 +9909,12 @@
         </w:tblBorders>
       </w:tblPr>
       <w:tblGrid>
-        <w:gridCol w:w="9648"/>
+        <w:gridCol w:w="9792"/>
       </w:tblGrid>
       <w:tr>
         <w:tc>
           <w:tcPr>
-            <w:tcW w:type="dxa" w:w="9648"/>
+            <w:tcW w:type="dxa" w:w="9792"/>
             <w:tcBorders>
               <w:top w:val="single" w:color="D9D5C8" w:sz="4"/>
               <w:left w:val="single" w:color="D9D5C8" w:sz="4"/>
@@ -9955,7 +9955,7 @@
         </w:trPr>
         <w:tc>
           <w:tcPr>
-            <w:tcW w:type="dxa" w:w="9648"/>
+            <w:tcW w:type="dxa" w:w="9792"/>
             <w:tcBorders>
               <w:top w:val="single" w:color="D9D5C8" w:sz="4"/>
               <w:left w:val="single" w:color="D9D5C8" w:sz="4"/>
@@ -9991,7 +9991,7 @@
     </w:tbl>
     <w:tbl>
       <w:tblPr>
-        <w:tblW w:type="dxa" w:w="9648"/>
+        <w:tblW w:type="dxa" w:w="9792"/>
         <w:tblBorders>
           <w:top w:val="single" w:color="auto" w:sz="4"/>
           <w:left w:val="single" w:color="auto" w:sz="4"/>
@@ -10002,12 +10002,12 @@
         </w:tblBorders>
       </w:tblPr>
       <w:tblGrid>
-        <w:gridCol w:w="9648"/>
+        <w:gridCol w:w="9792"/>
       </w:tblGrid>
       <w:tr>
         <w:tc>
           <w:tcPr>
-            <w:tcW w:type="dxa" w:w="9648"/>
+            <w:tcW w:type="dxa" w:w="9792"/>
             <w:tcBorders>
               <w:top w:val="single" w:color="D9D5C8" w:sz="4"/>
               <w:left w:val="single" w:color="D9D5C8" w:sz="4"/>
@@ -10048,7 +10048,7 @@
         </w:trPr>
         <w:tc>
           <w:tcPr>
-            <w:tcW w:type="dxa" w:w="9648"/>
+            <w:tcW w:type="dxa" w:w="9792"/>
             <w:tcBorders>
               <w:top w:val="single" w:color="D9D5C8" w:sz="4"/>
               <w:left w:val="single" w:color="D9D5C8" w:sz="4"/>
@@ -10087,7 +10087,7 @@
         </w:trPr>
         <w:tc>
           <w:tcPr>
-            <w:tcW w:type="dxa" w:w="9648"/>
+            <w:tcW w:type="dxa" w:w="9792"/>
             <w:tcBorders>
               <w:top w:val="single" w:color="D9D5C8" w:sz="4"/>
               <w:left w:val="single" w:color="D9D5C8" w:sz="4"/>
@@ -10123,7 +10123,7 @@
     </w:tbl>
     <w:tbl>
       <w:tblPr>
-        <w:tblW w:type="dxa" w:w="9648"/>
+        <w:tblW w:type="dxa" w:w="9792"/>
         <w:tblBorders>
           <w:top w:val="single" w:color="auto" w:sz="4"/>
           <w:left w:val="single" w:color="auto" w:sz="4"/>
@@ -10134,12 +10134,12 @@
         </w:tblBorders>
       </w:tblPr>
       <w:tblGrid>
-        <w:gridCol w:w="9648"/>
+        <w:gridCol w:w="9792"/>
       </w:tblGrid>
       <w:tr>
         <w:tc>
           <w:tcPr>
-            <w:tcW w:type="dxa" w:w="9648"/>
+            <w:tcW w:type="dxa" w:w="9792"/>
             <w:tcBorders>
               <w:top w:val="single" w:color="D9D5C8" w:sz="4"/>
               <w:left w:val="single" w:color="D9D5C8" w:sz="4"/>
@@ -10180,7 +10180,7 @@
         </w:trPr>
         <w:tc>
           <w:tcPr>
-            <w:tcW w:type="dxa" w:w="9648"/>
+            <w:tcW w:type="dxa" w:w="9792"/>
             <w:tcBorders>
               <w:top w:val="single" w:color="D9D5C8" w:sz="4"/>
               <w:left w:val="single" w:color="D9D5C8" w:sz="4"/>
@@ -10259,7 +10259,7 @@
     </w:p>
     <w:tbl>
       <w:tblPr>
-        <w:tblW w:type="dxa" w:w="9648"/>
+        <w:tblW w:type="dxa" w:w="9792"/>
         <w:tblBorders>
           <w:top w:val="single" w:color="auto" w:sz="4"/>
           <w:left w:val="single" w:color="auto" w:sz="4"/>
@@ -10270,12 +10270,12 @@
         </w:tblBorders>
       </w:tblPr>
       <w:tblGrid>
-        <w:gridCol w:w="9648"/>
+        <w:gridCol w:w="9792"/>
       </w:tblGrid>
       <w:tr>
         <w:tc>
           <w:tcPr>
-            <w:tcW w:type="dxa" w:w="9648"/>
+            <w:tcW w:type="dxa" w:w="9792"/>
             <w:tcBorders>
               <w:top w:val="single" w:color="D9D5C8" w:sz="4"/>
               <w:left w:val="single" w:color="D9D5C8" w:sz="4"/>
@@ -10331,7 +10331,7 @@
     </w:tbl>
     <w:tbl>
       <w:tblPr>
-        <w:tblW w:type="dxa" w:w="9648"/>
+        <w:tblW w:type="dxa" w:w="9792"/>
         <w:tblBorders>
           <w:top w:val="single" w:color="auto" w:sz="4"/>
           <w:left w:val="single" w:color="auto" w:sz="4"/>
@@ -10342,12 +10342,12 @@
         </w:tblBorders>
       </w:tblPr>
       <w:tblGrid>
-        <w:gridCol w:w="9648"/>
+        <w:gridCol w:w="9792"/>
       </w:tblGrid>
       <w:tr>
         <w:tc>
           <w:tcPr>
-            <w:tcW w:type="dxa" w:w="9648"/>
+            <w:tcW w:type="dxa" w:w="9792"/>
             <w:tcBorders>
               <w:top w:val="single" w:color="D9D5C8" w:sz="4"/>
               <w:left w:val="single" w:color="D9D5C8" w:sz="4"/>
@@ -10416,7 +10416,7 @@
     </w:p>
     <w:tbl>
       <w:tblPr>
-        <w:tblW w:type="dxa" w:w="9648"/>
+        <w:tblW w:type="dxa" w:w="9792"/>
         <w:tblBorders>
           <w:top w:val="single" w:color="auto" w:sz="4"/>
           <w:left w:val="single" w:color="auto" w:sz="4"/>
@@ -10427,8 +10427,8 @@
         </w:tblBorders>
       </w:tblPr>
       <w:tblGrid>
-        <w:gridCol w:w="4824"/>
-        <w:gridCol w:w="4824"/>
+        <w:gridCol w:w="4896"/>
+        <w:gridCol w:w="4896"/>
       </w:tblGrid>
       <w:tr>
         <w:trPr>
@@ -10436,7 +10436,7 @@
         </w:trPr>
         <w:tc>
           <w:tcPr>
-            <w:tcW w:type="dxa" w:w="4824"/>
+            <w:tcW w:type="dxa" w:w="4896"/>
             <w:tcBorders>
               <w:top w:val="single" w:color="D9D5C8" w:sz="4"/>
               <w:left w:val="single" w:color="D9D5C8" w:sz="4"/>
@@ -10472,7 +10472,7 @@
         </w:tc>
         <w:tc>
           <w:tcPr>
-            <w:tcW w:type="dxa" w:w="4824"/>
+            <w:tcW w:type="dxa" w:w="4896"/>
             <w:tcBorders>
               <w:top w:val="single" w:color="D9D5C8" w:sz="4"/>
               <w:left w:val="single" w:color="D9D5C8" w:sz="4"/>
@@ -10513,41 +10513,41 @@
         </w:trPr>
         <w:tc>
           <w:tcPr>
-            <w:tcW w:type="dxa" w:w="4824"/>
-            <w:tcBorders>
-              <w:top w:val="single" w:color="D9D5C8" w:sz="4"/>
-              <w:left w:val="single" w:color="D9D5C8" w:sz="4"/>
-              <w:bottom w:val="single" w:color="D9D5C8" w:sz="4"/>
-              <w:right w:val="single" w:color="D9D5C8" w:sz="4"/>
-            </w:tcBorders>
-            <w:tcMar>
-              <w:top w:type="dxa" w:w="60"/>
-              <w:left w:type="dxa" w:w="110"/>
-              <w:bottom w:type="dxa" w:w="60"/>
-              <w:right w:type="dxa" w:w="110"/>
-            </w:tcMar>
-          </w:tcPr>
-          <w:p>
-            <w:pPr>
-              <w:spacing w:after="0"/>
-            </w:pPr>
-            <w:r>
-              <w:rPr>
-                <w:b w:val="false"/>
-                <w:bCs w:val="false"/>
-                <w:i w:val="false"/>
-                <w:iCs w:val="false"/>
-                <w:color w:val="1A1A1A"/>
-                <w:sz w:val="20"/>
-                <w:szCs w:val="20"/>
-                <w:rFonts w:ascii="Calibri" w:cs="Calibri" w:eastAsia="Calibri" w:hAnsi="Calibri"/>
-              </w:rPr>
-            </w:r>
-          </w:p>
-        </w:tc>
-        <w:tc>
-          <w:tcPr>
-            <w:tcW w:type="dxa" w:w="4824"/>
+            <w:tcW w:type="dxa" w:w="4896"/>
+            <w:tcBorders>
+              <w:top w:val="single" w:color="D9D5C8" w:sz="4"/>
+              <w:left w:val="single" w:color="D9D5C8" w:sz="4"/>
+              <w:bottom w:val="single" w:color="D9D5C8" w:sz="4"/>
+              <w:right w:val="single" w:color="D9D5C8" w:sz="4"/>
+            </w:tcBorders>
+            <w:tcMar>
+              <w:top w:type="dxa" w:w="60"/>
+              <w:left w:type="dxa" w:w="110"/>
+              <w:bottom w:type="dxa" w:w="60"/>
+              <w:right w:type="dxa" w:w="110"/>
+            </w:tcMar>
+          </w:tcPr>
+          <w:p>
+            <w:pPr>
+              <w:spacing w:after="0"/>
+            </w:pPr>
+            <w:r>
+              <w:rPr>
+                <w:b w:val="false"/>
+                <w:bCs w:val="false"/>
+                <w:i w:val="false"/>
+                <w:iCs w:val="false"/>
+                <w:color w:val="1A1A1A"/>
+                <w:sz w:val="20"/>
+                <w:szCs w:val="20"/>
+                <w:rFonts w:ascii="Calibri" w:cs="Calibri" w:eastAsia="Calibri" w:hAnsi="Calibri"/>
+              </w:rPr>
+            </w:r>
+          </w:p>
+        </w:tc>
+        <w:tc>
+          <w:tcPr>
+            <w:tcW w:type="dxa" w:w="4896"/>
             <w:tcBorders>
               <w:top w:val="single" w:color="D9D5C8" w:sz="4"/>
               <w:left w:val="single" w:color="D9D5C8" w:sz="4"/>
@@ -10586,7 +10586,7 @@
         </w:trPr>
         <w:tc>
           <w:tcPr>
-            <w:tcW w:type="dxa" w:w="4824"/>
+            <w:tcW w:type="dxa" w:w="4896"/>
             <w:tcBorders>
               <w:top w:val="single" w:color="D9D5C8" w:sz="4"/>
               <w:left w:val="single" w:color="D9D5C8" w:sz="4"/>
@@ -10621,7 +10621,7 @@
         </w:tc>
         <w:tc>
           <w:tcPr>
-            <w:tcW w:type="dxa" w:w="4824"/>
+            <w:tcW w:type="dxa" w:w="4896"/>
             <w:tcBorders>
               <w:top w:val="single" w:color="D9D5C8" w:sz="4"/>
               <w:left w:val="single" w:color="D9D5C8" w:sz="4"/>
@@ -10661,41 +10661,41 @@
         </w:trPr>
         <w:tc>
           <w:tcPr>
-            <w:tcW w:type="dxa" w:w="4824"/>
-            <w:tcBorders>
-              <w:top w:val="single" w:color="D9D5C8" w:sz="4"/>
-              <w:left w:val="single" w:color="D9D5C8" w:sz="4"/>
-              <w:bottom w:val="single" w:color="D9D5C8" w:sz="4"/>
-              <w:right w:val="single" w:color="D9D5C8" w:sz="4"/>
-            </w:tcBorders>
-            <w:tcMar>
-              <w:top w:type="dxa" w:w="60"/>
-              <w:left w:type="dxa" w:w="110"/>
-              <w:bottom w:type="dxa" w:w="60"/>
-              <w:right w:type="dxa" w:w="110"/>
-            </w:tcMar>
-          </w:tcPr>
-          <w:p>
-            <w:pPr>
-              <w:spacing w:after="0"/>
-            </w:pPr>
-            <w:r>
-              <w:rPr>
-                <w:b w:val="false"/>
-                <w:bCs w:val="false"/>
-                <w:i w:val="false"/>
-                <w:iCs w:val="false"/>
-                <w:color w:val="1A1A1A"/>
-                <w:sz w:val="20"/>
-                <w:szCs w:val="20"/>
-                <w:rFonts w:ascii="Calibri" w:cs="Calibri" w:eastAsia="Calibri" w:hAnsi="Calibri"/>
-              </w:rPr>
-            </w:r>
-          </w:p>
-        </w:tc>
-        <w:tc>
-          <w:tcPr>
-            <w:tcW w:type="dxa" w:w="4824"/>
+            <w:tcW w:type="dxa" w:w="4896"/>
+            <w:tcBorders>
+              <w:top w:val="single" w:color="D9D5C8" w:sz="4"/>
+              <w:left w:val="single" w:color="D9D5C8" w:sz="4"/>
+              <w:bottom w:val="single" w:color="D9D5C8" w:sz="4"/>
+              <w:right w:val="single" w:color="D9D5C8" w:sz="4"/>
+            </w:tcBorders>
+            <w:tcMar>
+              <w:top w:type="dxa" w:w="60"/>
+              <w:left w:type="dxa" w:w="110"/>
+              <w:bottom w:type="dxa" w:w="60"/>
+              <w:right w:type="dxa" w:w="110"/>
+            </w:tcMar>
+          </w:tcPr>
+          <w:p>
+            <w:pPr>
+              <w:spacing w:after="0"/>
+            </w:pPr>
+            <w:r>
+              <w:rPr>
+                <w:b w:val="false"/>
+                <w:bCs w:val="false"/>
+                <w:i w:val="false"/>
+                <w:iCs w:val="false"/>
+                <w:color w:val="1A1A1A"/>
+                <w:sz w:val="20"/>
+                <w:szCs w:val="20"/>
+                <w:rFonts w:ascii="Calibri" w:cs="Calibri" w:eastAsia="Calibri" w:hAnsi="Calibri"/>
+              </w:rPr>
+            </w:r>
+          </w:p>
+        </w:tc>
+        <w:tc>
+          <w:tcPr>
+            <w:tcW w:type="dxa" w:w="4896"/>
             <w:tcBorders>
               <w:top w:val="single" w:color="D9D5C8" w:sz="4"/>
               <w:left w:val="single" w:color="D9D5C8" w:sz="4"/>
@@ -10731,7 +10731,7 @@
     </w:tbl>
     <w:tbl>
       <w:tblPr>
-        <w:tblW w:type="dxa" w:w="9648"/>
+        <w:tblW w:type="dxa" w:w="9792"/>
         <w:tblBorders>
           <w:top w:val="single" w:color="auto" w:sz="4"/>
           <w:left w:val="single" w:color="auto" w:sz="4"/>
@@ -10742,12 +10742,12 @@
         </w:tblBorders>
       </w:tblPr>
       <w:tblGrid>
-        <w:gridCol w:w="9648"/>
+        <w:gridCol w:w="9792"/>
       </w:tblGrid>
       <w:tr>
         <w:tc>
           <w:tcPr>
-            <w:tcW w:type="dxa" w:w="9648"/>
+            <w:tcW w:type="dxa" w:w="9792"/>
             <w:tcBorders>
               <w:top w:val="single" w:color="D9D5C8" w:sz="4"/>
               <w:left w:val="single" w:color="D9D5C8" w:sz="4"/>
@@ -10788,7 +10788,7 @@
         </w:trPr>
         <w:tc>
           <w:tcPr>
-            <w:tcW w:type="dxa" w:w="9648"/>
+            <w:tcW w:type="dxa" w:w="9792"/>
             <w:tcBorders>
               <w:top w:val="single" w:color="D9D5C8" w:sz="4"/>
               <w:left w:val="single" w:color="D9D5C8" w:sz="4"/>
@@ -10867,7 +10867,7 @@
     </w:p>
     <w:tbl>
       <w:tblPr>
-        <w:tblW w:type="dxa" w:w="9648"/>
+        <w:tblW w:type="dxa" w:w="9792"/>
         <w:tblBorders>
           <w:top w:val="single" w:color="auto" w:sz="4"/>
           <w:left w:val="single" w:color="auto" w:sz="4"/>
@@ -10878,9 +10878,9 @@
         </w:tblBorders>
       </w:tblPr>
       <w:tblGrid>
-        <w:gridCol w:w="3200"/>
-        <w:gridCol w:w="1900"/>
-        <w:gridCol w:w="4548"/>
+        <w:gridCol w:w="3248"/>
+        <w:gridCol w:w="1928"/>
+        <w:gridCol w:w="4616"/>
       </w:tblGrid>
       <w:tr>
         <w:trPr>
@@ -10888,7 +10888,7 @@
         </w:trPr>
         <w:tc>
           <w:tcPr>
-            <w:tcW w:type="dxa" w:w="3200"/>
+            <w:tcW w:type="dxa" w:w="3248"/>
             <w:tcBorders>
               <w:top w:val="single" w:color="D9D5C8" w:sz="4"/>
               <w:left w:val="single" w:color="D9D5C8" w:sz="4"/>
@@ -10924,7 +10924,7 @@
         </w:tc>
         <w:tc>
           <w:tcPr>
-            <w:tcW w:type="dxa" w:w="1900"/>
+            <w:tcW w:type="dxa" w:w="1928"/>
             <w:tcBorders>
               <w:top w:val="single" w:color="D9D5C8" w:sz="4"/>
               <w:left w:val="single" w:color="D9D5C8" w:sz="4"/>
@@ -10960,7 +10960,7 @@
         </w:tc>
         <w:tc>
           <w:tcPr>
-            <w:tcW w:type="dxa" w:w="4548"/>
+            <w:tcW w:type="dxa" w:w="4616"/>
             <w:tcBorders>
               <w:top w:val="single" w:color="D9D5C8" w:sz="4"/>
               <w:left w:val="single" w:color="D9D5C8" w:sz="4"/>
@@ -10998,7 +10998,7 @@
       <w:tr>
         <w:tc>
           <w:tcPr>
-            <w:tcW w:type="dxa" w:w="3200"/>
+            <w:tcW w:type="dxa" w:w="3248"/>
             <w:tcBorders>
               <w:top w:val="single" w:color="D9D5C8" w:sz="4"/>
               <w:left w:val="single" w:color="D9D5C8" w:sz="4"/>
@@ -11033,7 +11033,7 @@
         </w:tc>
         <w:tc>
           <w:tcPr>
-            <w:tcW w:type="dxa" w:w="1900"/>
+            <w:tcW w:type="dxa" w:w="1928"/>
             <w:tcBorders>
               <w:top w:val="single" w:color="D9D5C8" w:sz="4"/>
               <w:left w:val="single" w:color="D9D5C8" w:sz="4"/>
@@ -11068,7 +11068,7 @@
         </w:tc>
         <w:tc>
           <w:tcPr>
-            <w:tcW w:type="dxa" w:w="4548"/>
+            <w:tcW w:type="dxa" w:w="4616"/>
             <w:tcBorders>
               <w:top w:val="single" w:color="D9D5C8" w:sz="4"/>
               <w:left w:val="single" w:color="D9D5C8" w:sz="4"/>
@@ -11105,7 +11105,7 @@
       <w:tr>
         <w:tc>
           <w:tcPr>
-            <w:tcW w:type="dxa" w:w="3200"/>
+            <w:tcW w:type="dxa" w:w="3248"/>
             <w:tcBorders>
               <w:top w:val="single" w:color="D9D5C8" w:sz="4"/>
               <w:left w:val="single" w:color="D9D5C8" w:sz="4"/>
@@ -11140,7 +11140,7 @@
         </w:tc>
         <w:tc>
           <w:tcPr>
-            <w:tcW w:type="dxa" w:w="1900"/>
+            <w:tcW w:type="dxa" w:w="1928"/>
             <w:tcBorders>
               <w:top w:val="single" w:color="D9D5C8" w:sz="4"/>
               <w:left w:val="single" w:color="D9D5C8" w:sz="4"/>
@@ -11175,7 +11175,7 @@
         </w:tc>
         <w:tc>
           <w:tcPr>
-            <w:tcW w:type="dxa" w:w="4548"/>
+            <w:tcW w:type="dxa" w:w="4616"/>
             <w:tcBorders>
               <w:top w:val="single" w:color="D9D5C8" w:sz="4"/>
               <w:left w:val="single" w:color="D9D5C8" w:sz="4"/>
@@ -11212,7 +11212,7 @@
       <w:tr>
         <w:tc>
           <w:tcPr>
-            <w:tcW w:type="dxa" w:w="3200"/>
+            <w:tcW w:type="dxa" w:w="3248"/>
             <w:tcBorders>
               <w:top w:val="single" w:color="D9D5C8" w:sz="4"/>
               <w:left w:val="single" w:color="D9D5C8" w:sz="4"/>
@@ -11247,7 +11247,7 @@
         </w:tc>
         <w:tc>
           <w:tcPr>
-            <w:tcW w:type="dxa" w:w="1900"/>
+            <w:tcW w:type="dxa" w:w="1928"/>
             <w:tcBorders>
               <w:top w:val="single" w:color="D9D5C8" w:sz="4"/>
               <w:left w:val="single" w:color="D9D5C8" w:sz="4"/>
@@ -11282,7 +11282,7 @@
         </w:tc>
         <w:tc>
           <w:tcPr>
-            <w:tcW w:type="dxa" w:w="4548"/>
+            <w:tcW w:type="dxa" w:w="4616"/>
             <w:tcBorders>
               <w:top w:val="single" w:color="D9D5C8" w:sz="4"/>
               <w:left w:val="single" w:color="D9D5C8" w:sz="4"/>
@@ -11319,7 +11319,7 @@
       <w:tr>
         <w:tc>
           <w:tcPr>
-            <w:tcW w:type="dxa" w:w="3200"/>
+            <w:tcW w:type="dxa" w:w="3248"/>
             <w:tcBorders>
               <w:top w:val="single" w:color="D9D5C8" w:sz="4"/>
               <w:left w:val="single" w:color="D9D5C8" w:sz="4"/>
@@ -11354,7 +11354,7 @@
         </w:tc>
         <w:tc>
           <w:tcPr>
-            <w:tcW w:type="dxa" w:w="1900"/>
+            <w:tcW w:type="dxa" w:w="1928"/>
             <w:tcBorders>
               <w:top w:val="single" w:color="D9D5C8" w:sz="4"/>
               <w:left w:val="single" w:color="D9D5C8" w:sz="4"/>
@@ -11389,7 +11389,7 @@
         </w:tc>
         <w:tc>
           <w:tcPr>
-            <w:tcW w:type="dxa" w:w="4548"/>
+            <w:tcW w:type="dxa" w:w="4616"/>
             <w:tcBorders>
               <w:top w:val="single" w:color="D9D5C8" w:sz="4"/>
               <w:left w:val="single" w:color="D9D5C8" w:sz="4"/>
@@ -11426,7 +11426,7 @@
       <w:tr>
         <w:tc>
           <w:tcPr>
-            <w:tcW w:type="dxa" w:w="3200"/>
+            <w:tcW w:type="dxa" w:w="3248"/>
             <w:tcBorders>
               <w:top w:val="single" w:color="D9D5C8" w:sz="4"/>
               <w:left w:val="single" w:color="D9D5C8" w:sz="4"/>
@@ -11461,7 +11461,7 @@
         </w:tc>
         <w:tc>
           <w:tcPr>
-            <w:tcW w:type="dxa" w:w="1900"/>
+            <w:tcW w:type="dxa" w:w="1928"/>
             <w:tcBorders>
               <w:top w:val="single" w:color="D9D5C8" w:sz="4"/>
               <w:left w:val="single" w:color="D9D5C8" w:sz="4"/>
@@ -11496,7 +11496,7 @@
         </w:tc>
         <w:tc>
           <w:tcPr>
-            <w:tcW w:type="dxa" w:w="4548"/>
+            <w:tcW w:type="dxa" w:w="4616"/>
             <w:tcBorders>
               <w:top w:val="single" w:color="D9D5C8" w:sz="4"/>
               <w:left w:val="single" w:color="D9D5C8" w:sz="4"/>
@@ -11533,7 +11533,7 @@
       <w:tr>
         <w:tc>
           <w:tcPr>
-            <w:tcW w:type="dxa" w:w="3200"/>
+            <w:tcW w:type="dxa" w:w="3248"/>
             <w:tcBorders>
               <w:top w:val="single" w:color="D9D5C8" w:sz="4"/>
               <w:left w:val="single" w:color="D9D5C8" w:sz="4"/>
@@ -11568,7 +11568,7 @@
         </w:tc>
         <w:tc>
           <w:tcPr>
-            <w:tcW w:type="dxa" w:w="1900"/>
+            <w:tcW w:type="dxa" w:w="1928"/>
             <w:tcBorders>
               <w:top w:val="single" w:color="D9D5C8" w:sz="4"/>
               <w:left w:val="single" w:color="D9D5C8" w:sz="4"/>
@@ -11603,7 +11603,7 @@
         </w:tc>
         <w:tc>
           <w:tcPr>
-            <w:tcW w:type="dxa" w:w="4548"/>
+            <w:tcW w:type="dxa" w:w="4616"/>
             <w:tcBorders>
               <w:top w:val="single" w:color="D9D5C8" w:sz="4"/>
               <w:left w:val="single" w:color="D9D5C8" w:sz="4"/>
@@ -11640,7 +11640,7 @@
     </w:tbl>
     <w:tbl>
       <w:tblPr>
-        <w:tblW w:type="dxa" w:w="9648"/>
+        <w:tblW w:type="dxa" w:w="9792"/>
         <w:tblBorders>
           <w:top w:val="single" w:color="auto" w:sz="4"/>
           <w:left w:val="single" w:color="auto" w:sz="4"/>
@@ -11651,12 +11651,12 @@
         </w:tblBorders>
       </w:tblPr>
       <w:tblGrid>
-        <w:gridCol w:w="9648"/>
+        <w:gridCol w:w="9792"/>
       </w:tblGrid>
       <w:tr>
         <w:tc>
           <w:tcPr>
-            <w:tcW w:type="dxa" w:w="9648"/>
+            <w:tcW w:type="dxa" w:w="9792"/>
             <w:tcBorders>
               <w:top w:val="single" w:color="D9D5C8" w:sz="4"/>
               <w:left w:val="single" w:color="D9D5C8" w:sz="4"/>
@@ -11775,7 +11775,7 @@
     </w:p>
     <w:tbl>
       <w:tblPr>
-        <w:tblW w:type="dxa" w:w="9648"/>
+        <w:tblW w:type="dxa" w:w="9792"/>
         <w:tblBorders>
           <w:top w:val="single" w:color="auto" w:sz="4"/>
           <w:left w:val="single" w:color="auto" w:sz="4"/>
@@ -11786,8 +11786,8 @@
         </w:tblBorders>
       </w:tblPr>
       <w:tblGrid>
-        <w:gridCol w:w="2800"/>
-        <w:gridCol w:w="6848"/>
+        <w:gridCol w:w="2842"/>
+        <w:gridCol w:w="6950"/>
       </w:tblGrid>
       <w:tr>
         <w:trPr>
@@ -11795,7 +11795,7 @@
         </w:trPr>
         <w:tc>
           <w:tcPr>
-            <w:tcW w:type="dxa" w:w="2800"/>
+            <w:tcW w:type="dxa" w:w="2842"/>
             <w:tcBorders>
               <w:top w:val="single" w:color="D9D5C8" w:sz="4"/>
               <w:left w:val="single" w:color="D9D5C8" w:sz="4"/>
@@ -11831,7 +11831,7 @@
         </w:tc>
         <w:tc>
           <w:tcPr>
-            <w:tcW w:type="dxa" w:w="6848"/>
+            <w:tcW w:type="dxa" w:w="6950"/>
             <w:tcBorders>
               <w:top w:val="single" w:color="D9D5C8" w:sz="4"/>
               <w:left w:val="single" w:color="D9D5C8" w:sz="4"/>
@@ -11869,7 +11869,7 @@
       <w:tr>
         <w:tc>
           <w:tcPr>
-            <w:tcW w:type="dxa" w:w="2800"/>
+            <w:tcW w:type="dxa" w:w="2842"/>
             <w:tcBorders>
               <w:top w:val="single" w:color="D9D5C8" w:sz="4"/>
               <w:left w:val="single" w:color="D9D5C8" w:sz="4"/>
@@ -11904,7 +11904,7 @@
         </w:tc>
         <w:tc>
           <w:tcPr>
-            <w:tcW w:type="dxa" w:w="6848"/>
+            <w:tcW w:type="dxa" w:w="6950"/>
             <w:tcBorders>
               <w:top w:val="single" w:color="D9D5C8" w:sz="4"/>
               <w:left w:val="single" w:color="D9D5C8" w:sz="4"/>
@@ -11961,7 +11961,7 @@
     </w:p>
     <w:tbl>
       <w:tblPr>
-        <w:tblW w:type="dxa" w:w="9648"/>
+        <w:tblW w:type="dxa" w:w="9792"/>
         <w:tblBorders>
           <w:top w:val="single" w:color="auto" w:sz="4"/>
           <w:left w:val="single" w:color="auto" w:sz="4"/>
@@ -11972,8 +11972,8 @@
         </w:tblBorders>
       </w:tblPr>
       <w:tblGrid>
-        <w:gridCol w:w="2800"/>
-        <w:gridCol w:w="6848"/>
+        <w:gridCol w:w="2842"/>
+        <w:gridCol w:w="6950"/>
       </w:tblGrid>
       <w:tr>
         <w:trPr>
@@ -11981,7 +11981,7 @@
         </w:trPr>
         <w:tc>
           <w:tcPr>
-            <w:tcW w:type="dxa" w:w="2800"/>
+            <w:tcW w:type="dxa" w:w="2842"/>
             <w:tcBorders>
               <w:top w:val="single" w:color="D9D5C8" w:sz="4"/>
               <w:left w:val="single" w:color="D9D5C8" w:sz="4"/>
@@ -12017,7 +12017,7 @@
         </w:tc>
         <w:tc>
           <w:tcPr>
-            <w:tcW w:type="dxa" w:w="6848"/>
+            <w:tcW w:type="dxa" w:w="6950"/>
             <w:tcBorders>
               <w:top w:val="single" w:color="D9D5C8" w:sz="4"/>
               <w:left w:val="single" w:color="D9D5C8" w:sz="4"/>
@@ -12055,7 +12055,7 @@
       <w:tr>
         <w:tc>
           <w:tcPr>
-            <w:tcW w:type="dxa" w:w="2800"/>
+            <w:tcW w:type="dxa" w:w="2842"/>
             <w:tcBorders>
               <w:top w:val="single" w:color="D9D5C8" w:sz="4"/>
               <w:left w:val="single" w:color="D9D5C8" w:sz="4"/>
@@ -12090,7 +12090,7 @@
         </w:tc>
         <w:tc>
           <w:tcPr>
-            <w:tcW w:type="dxa" w:w="6848"/>
+            <w:tcW w:type="dxa" w:w="6950"/>
             <w:tcBorders>
               <w:top w:val="single" w:color="D9D5C8" w:sz="4"/>
               <w:left w:val="single" w:color="D9D5C8" w:sz="4"/>
@@ -12147,7 +12147,7 @@
     </w:p>
     <w:tbl>
       <w:tblPr>
-        <w:tblW w:type="dxa" w:w="9648"/>
+        <w:tblW w:type="dxa" w:w="9792"/>
         <w:tblBorders>
           <w:top w:val="single" w:color="auto" w:sz="4"/>
           <w:left w:val="single" w:color="auto" w:sz="4"/>
@@ -12158,8 +12158,8 @@
         </w:tblBorders>
       </w:tblPr>
       <w:tblGrid>
-        <w:gridCol w:w="2800"/>
-        <w:gridCol w:w="6848"/>
+        <w:gridCol w:w="2842"/>
+        <w:gridCol w:w="6950"/>
       </w:tblGrid>
       <w:tr>
         <w:trPr>
@@ -12167,7 +12167,7 @@
         </w:trPr>
         <w:tc>
           <w:tcPr>
-            <w:tcW w:type="dxa" w:w="2800"/>
+            <w:tcW w:type="dxa" w:w="2842"/>
             <w:tcBorders>
               <w:top w:val="single" w:color="D9D5C8" w:sz="4"/>
               <w:left w:val="single" w:color="D9D5C8" w:sz="4"/>
@@ -12203,7 +12203,7 @@
         </w:tc>
         <w:tc>
           <w:tcPr>
-            <w:tcW w:type="dxa" w:w="6848"/>
+            <w:tcW w:type="dxa" w:w="6950"/>
             <w:tcBorders>
               <w:top w:val="single" w:color="D9D5C8" w:sz="4"/>
               <w:left w:val="single" w:color="D9D5C8" w:sz="4"/>
@@ -12241,7 +12241,7 @@
       <w:tr>
         <w:tc>
           <w:tcPr>
-            <w:tcW w:type="dxa" w:w="2800"/>
+            <w:tcW w:type="dxa" w:w="2842"/>
             <w:tcBorders>
               <w:top w:val="single" w:color="D9D5C8" w:sz="4"/>
               <w:left w:val="single" w:color="D9D5C8" w:sz="4"/>
@@ -12276,7 +12276,7 @@
         </w:tc>
         <w:tc>
           <w:tcPr>
-            <w:tcW w:type="dxa" w:w="6848"/>
+            <w:tcW w:type="dxa" w:w="6950"/>
             <w:tcBorders>
               <w:top w:val="single" w:color="D9D5C8" w:sz="4"/>
               <w:left w:val="single" w:color="D9D5C8" w:sz="4"/>
@@ -12333,7 +12333,7 @@
     </w:p>
     <w:tbl>
       <w:tblPr>
-        <w:tblW w:type="dxa" w:w="9648"/>
+        <w:tblW w:type="dxa" w:w="9792"/>
         <w:tblBorders>
           <w:top w:val="single" w:color="auto" w:sz="4"/>
           <w:left w:val="single" w:color="auto" w:sz="4"/>
@@ -12344,8 +12344,8 @@
         </w:tblBorders>
       </w:tblPr>
       <w:tblGrid>
-        <w:gridCol w:w="2800"/>
-        <w:gridCol w:w="6848"/>
+        <w:gridCol w:w="2842"/>
+        <w:gridCol w:w="6950"/>
       </w:tblGrid>
       <w:tr>
         <w:trPr>
@@ -12353,7 +12353,7 @@
         </w:trPr>
         <w:tc>
           <w:tcPr>
-            <w:tcW w:type="dxa" w:w="2800"/>
+            <w:tcW w:type="dxa" w:w="2842"/>
             <w:tcBorders>
               <w:top w:val="single" w:color="D9D5C8" w:sz="4"/>
               <w:left w:val="single" w:color="D9D5C8" w:sz="4"/>
@@ -12389,7 +12389,7 @@
         </w:tc>
         <w:tc>
           <w:tcPr>
-            <w:tcW w:type="dxa" w:w="6848"/>
+            <w:tcW w:type="dxa" w:w="6950"/>
             <w:tcBorders>
               <w:top w:val="single" w:color="D9D5C8" w:sz="4"/>
               <w:left w:val="single" w:color="D9D5C8" w:sz="4"/>
@@ -12427,7 +12427,7 @@
       <w:tr>
         <w:tc>
           <w:tcPr>
-            <w:tcW w:type="dxa" w:w="2800"/>
+            <w:tcW w:type="dxa" w:w="2842"/>
             <w:tcBorders>
               <w:top w:val="single" w:color="D9D5C8" w:sz="4"/>
               <w:left w:val="single" w:color="D9D5C8" w:sz="4"/>
@@ -12462,7 +12462,7 @@
         </w:tc>
         <w:tc>
           <w:tcPr>
-            <w:tcW w:type="dxa" w:w="6848"/>
+            <w:tcW w:type="dxa" w:w="6950"/>
             <w:tcBorders>
               <w:top w:val="single" w:color="D9D5C8" w:sz="4"/>
               <w:left w:val="single" w:color="D9D5C8" w:sz="4"/>
@@ -12519,7 +12519,7 @@
     </w:p>
     <w:tbl>
       <w:tblPr>
-        <w:tblW w:type="dxa" w:w="9648"/>
+        <w:tblW w:type="dxa" w:w="9792"/>
         <w:tblBorders>
           <w:top w:val="single" w:color="auto" w:sz="4"/>
           <w:left w:val="single" w:color="auto" w:sz="4"/>
@@ -12530,8 +12530,8 @@
         </w:tblBorders>
       </w:tblPr>
       <w:tblGrid>
-        <w:gridCol w:w="2800"/>
-        <w:gridCol w:w="6848"/>
+        <w:gridCol w:w="2842"/>
+        <w:gridCol w:w="6950"/>
       </w:tblGrid>
       <w:tr>
         <w:trPr>
@@ -12539,7 +12539,7 @@
         </w:trPr>
         <w:tc>
           <w:tcPr>
-            <w:tcW w:type="dxa" w:w="2800"/>
+            <w:tcW w:type="dxa" w:w="2842"/>
             <w:tcBorders>
               <w:top w:val="single" w:color="D9D5C8" w:sz="4"/>
               <w:left w:val="single" w:color="D9D5C8" w:sz="4"/>
@@ -12575,7 +12575,7 @@
         </w:tc>
         <w:tc>
           <w:tcPr>
-            <w:tcW w:type="dxa" w:w="6848"/>
+            <w:tcW w:type="dxa" w:w="6950"/>
             <w:tcBorders>
               <w:top w:val="single" w:color="D9D5C8" w:sz="4"/>
               <w:left w:val="single" w:color="D9D5C8" w:sz="4"/>
@@ -12613,7 +12613,7 @@
       <w:tr>
         <w:tc>
           <w:tcPr>
-            <w:tcW w:type="dxa" w:w="2800"/>
+            <w:tcW w:type="dxa" w:w="2842"/>
             <w:tcBorders>
               <w:top w:val="single" w:color="D9D5C8" w:sz="4"/>
               <w:left w:val="single" w:color="D9D5C8" w:sz="4"/>
@@ -12648,7 +12648,7 @@
         </w:tc>
         <w:tc>
           <w:tcPr>
-            <w:tcW w:type="dxa" w:w="6848"/>
+            <w:tcW w:type="dxa" w:w="6950"/>
             <w:tcBorders>
               <w:top w:val="single" w:color="D9D5C8" w:sz="4"/>
               <w:left w:val="single" w:color="D9D5C8" w:sz="4"/>
@@ -12705,7 +12705,7 @@
     </w:p>
     <w:tbl>
       <w:tblPr>
-        <w:tblW w:type="dxa" w:w="9648"/>
+        <w:tblW w:type="dxa" w:w="9792"/>
         <w:tblBorders>
           <w:top w:val="single" w:color="auto" w:sz="4"/>
           <w:left w:val="single" w:color="auto" w:sz="4"/>
@@ -12716,8 +12716,8 @@
         </w:tblBorders>
       </w:tblPr>
       <w:tblGrid>
-        <w:gridCol w:w="2800"/>
-        <w:gridCol w:w="6848"/>
+        <w:gridCol w:w="2842"/>
+        <w:gridCol w:w="6950"/>
       </w:tblGrid>
       <w:tr>
         <w:trPr>
@@ -12725,7 +12725,7 @@
         </w:trPr>
         <w:tc>
           <w:tcPr>
-            <w:tcW w:type="dxa" w:w="2800"/>
+            <w:tcW w:type="dxa" w:w="2842"/>
             <w:tcBorders>
               <w:top w:val="single" w:color="D9D5C8" w:sz="4"/>
               <w:left w:val="single" w:color="D9D5C8" w:sz="4"/>
@@ -12761,7 +12761,7 @@
         </w:tc>
         <w:tc>
           <w:tcPr>
-            <w:tcW w:type="dxa" w:w="6848"/>
+            <w:tcW w:type="dxa" w:w="6950"/>
             <w:tcBorders>
               <w:top w:val="single" w:color="D9D5C8" w:sz="4"/>
               <w:left w:val="single" w:color="D9D5C8" w:sz="4"/>
@@ -12799,7 +12799,7 @@
       <w:tr>
         <w:tc>
           <w:tcPr>
-            <w:tcW w:type="dxa" w:w="2800"/>
+            <w:tcW w:type="dxa" w:w="2842"/>
             <w:tcBorders>
               <w:top w:val="single" w:color="D9D5C8" w:sz="4"/>
               <w:left w:val="single" w:color="D9D5C8" w:sz="4"/>
@@ -12834,7 +12834,7 @@
         </w:tc>
         <w:tc>
           <w:tcPr>
-            <w:tcW w:type="dxa" w:w="6848"/>
+            <w:tcW w:type="dxa" w:w="6950"/>
             <w:tcBorders>
               <w:top w:val="single" w:color="D9D5C8" w:sz="4"/>
               <w:left w:val="single" w:color="D9D5C8" w:sz="4"/>
@@ -12891,7 +12891,7 @@
     </w:p>
     <w:tbl>
       <w:tblPr>
-        <w:tblW w:type="dxa" w:w="9648"/>
+        <w:tblW w:type="dxa" w:w="9792"/>
         <w:tblBorders>
           <w:top w:val="single" w:color="auto" w:sz="4"/>
           <w:left w:val="single" w:color="auto" w:sz="4"/>
@@ -12902,8 +12902,8 @@
         </w:tblBorders>
       </w:tblPr>
       <w:tblGrid>
-        <w:gridCol w:w="2800"/>
-        <w:gridCol w:w="6848"/>
+        <w:gridCol w:w="2842"/>
+        <w:gridCol w:w="6950"/>
       </w:tblGrid>
       <w:tr>
         <w:trPr>
@@ -12911,7 +12911,7 @@
         </w:trPr>
         <w:tc>
           <w:tcPr>
-            <w:tcW w:type="dxa" w:w="2800"/>
+            <w:tcW w:type="dxa" w:w="2842"/>
             <w:tcBorders>
               <w:top w:val="single" w:color="D9D5C8" w:sz="4"/>
               <w:left w:val="single" w:color="D9D5C8" w:sz="4"/>
@@ -12947,7 +12947,7 @@
         </w:tc>
         <w:tc>
           <w:tcPr>
-            <w:tcW w:type="dxa" w:w="6848"/>
+            <w:tcW w:type="dxa" w:w="6950"/>
             <w:tcBorders>
               <w:top w:val="single" w:color="D9D5C8" w:sz="4"/>
               <w:left w:val="single" w:color="D9D5C8" w:sz="4"/>
@@ -12985,7 +12985,7 @@
       <w:tr>
         <w:tc>
           <w:tcPr>
-            <w:tcW w:type="dxa" w:w="2800"/>
+            <w:tcW w:type="dxa" w:w="2842"/>
             <w:tcBorders>
               <w:top w:val="single" w:color="D9D5C8" w:sz="4"/>
               <w:left w:val="single" w:color="D9D5C8" w:sz="4"/>
@@ -13020,7 +13020,7 @@
         </w:tc>
         <w:tc>
           <w:tcPr>
-            <w:tcW w:type="dxa" w:w="6848"/>
+            <w:tcW w:type="dxa" w:w="6950"/>
             <w:tcBorders>
               <w:top w:val="single" w:color="D9D5C8" w:sz="4"/>
               <w:left w:val="single" w:color="D9D5C8" w:sz="4"/>
@@ -13100,7 +13100,7 @@
     </w:p>
     <w:tbl>
       <w:tblPr>
-        <w:tblW w:type="dxa" w:w="9648"/>
+        <w:tblW w:type="dxa" w:w="9792"/>
         <w:tblBorders>
           <w:top w:val="single" w:color="auto" w:sz="4"/>
           <w:left w:val="single" w:color="auto" w:sz="4"/>
@@ -13111,9 +13111,9 @@
         </w:tblBorders>
       </w:tblPr>
       <w:tblGrid>
-        <w:gridCol w:w="800"/>
-        <w:gridCol w:w="1700"/>
-        <w:gridCol w:w="7148"/>
+        <w:gridCol w:w="812"/>
+        <w:gridCol w:w="1725"/>
+        <w:gridCol w:w="7255"/>
       </w:tblGrid>
       <w:tr>
         <w:trPr>
@@ -13121,7 +13121,7 @@
         </w:trPr>
         <w:tc>
           <w:tcPr>
-            <w:tcW w:type="dxa" w:w="800"/>
+            <w:tcW w:type="dxa" w:w="812"/>
             <w:tcBorders>
               <w:top w:val="single" w:color="D9D5C8" w:sz="4"/>
               <w:left w:val="single" w:color="D9D5C8" w:sz="4"/>
@@ -13157,7 +13157,7 @@
         </w:tc>
         <w:tc>
           <w:tcPr>
-            <w:tcW w:type="dxa" w:w="1700"/>
+            <w:tcW w:type="dxa" w:w="1725"/>
             <w:tcBorders>
               <w:top w:val="single" w:color="D9D5C8" w:sz="4"/>
               <w:left w:val="single" w:color="D9D5C8" w:sz="4"/>
@@ -13193,7 +13193,7 @@
         </w:tc>
         <w:tc>
           <w:tcPr>
-            <w:tcW w:type="dxa" w:w="7148"/>
+            <w:tcW w:type="dxa" w:w="7255"/>
             <w:tcBorders>
               <w:top w:val="single" w:color="D9D5C8" w:sz="4"/>
               <w:left w:val="single" w:color="D9D5C8" w:sz="4"/>
@@ -13231,7 +13231,7 @@
       <w:tr>
         <w:tc>
           <w:tcPr>
-            <w:tcW w:type="dxa" w:w="800"/>
+            <w:tcW w:type="dxa" w:w="812"/>
             <w:tcBorders>
               <w:top w:val="single" w:color="D9D5C8" w:sz="4"/>
               <w:left w:val="single" w:color="D9D5C8" w:sz="4"/>
@@ -13266,7 +13266,7 @@
         </w:tc>
         <w:tc>
           <w:tcPr>
-            <w:tcW w:type="dxa" w:w="1700"/>
+            <w:tcW w:type="dxa" w:w="1725"/>
             <w:tcBorders>
               <w:top w:val="single" w:color="D9D5C8" w:sz="4"/>
               <w:left w:val="single" w:color="D9D5C8" w:sz="4"/>
@@ -13301,7 +13301,7 @@
         </w:tc>
         <w:tc>
           <w:tcPr>
-            <w:tcW w:type="dxa" w:w="7148"/>
+            <w:tcW w:type="dxa" w:w="7255"/>
             <w:tcBorders>
               <w:top w:val="single" w:color="D9D5C8" w:sz="4"/>
               <w:left w:val="single" w:color="D9D5C8" w:sz="4"/>
@@ -13338,7 +13338,7 @@
       <w:tr>
         <w:tc>
           <w:tcPr>
-            <w:tcW w:type="dxa" w:w="800"/>
+            <w:tcW w:type="dxa" w:w="812"/>
             <w:tcBorders>
               <w:top w:val="single" w:color="D9D5C8" w:sz="4"/>
               <w:left w:val="single" w:color="D9D5C8" w:sz="4"/>
@@ -13373,7 +13373,7 @@
         </w:tc>
         <w:tc>
           <w:tcPr>
-            <w:tcW w:type="dxa" w:w="1700"/>
+            <w:tcW w:type="dxa" w:w="1725"/>
             <w:tcBorders>
               <w:top w:val="single" w:color="D9D5C8" w:sz="4"/>
               <w:left w:val="single" w:color="D9D5C8" w:sz="4"/>
@@ -13408,7 +13408,7 @@
         </w:tc>
         <w:tc>
           <w:tcPr>
-            <w:tcW w:type="dxa" w:w="7148"/>
+            <w:tcW w:type="dxa" w:w="7255"/>
             <w:tcBorders>
               <w:top w:val="single" w:color="D9D5C8" w:sz="4"/>
               <w:left w:val="single" w:color="D9D5C8" w:sz="4"/>
@@ -13445,7 +13445,7 @@
       <w:tr>
         <w:tc>
           <w:tcPr>
-            <w:tcW w:type="dxa" w:w="800"/>
+            <w:tcW w:type="dxa" w:w="812"/>
             <w:tcBorders>
               <w:top w:val="single" w:color="D9D5C8" w:sz="4"/>
               <w:left w:val="single" w:color="D9D5C8" w:sz="4"/>
@@ -13480,7 +13480,7 @@
         </w:tc>
         <w:tc>
           <w:tcPr>
-            <w:tcW w:type="dxa" w:w="1700"/>
+            <w:tcW w:type="dxa" w:w="1725"/>
             <w:tcBorders>
               <w:top w:val="single" w:color="D9D5C8" w:sz="4"/>
               <w:left w:val="single" w:color="D9D5C8" w:sz="4"/>
@@ -13515,7 +13515,7 @@
         </w:tc>
         <w:tc>
           <w:tcPr>
-            <w:tcW w:type="dxa" w:w="7148"/>
+            <w:tcW w:type="dxa" w:w="7255"/>
             <w:tcBorders>
               <w:top w:val="single" w:color="D9D5C8" w:sz="4"/>
               <w:left w:val="single" w:color="D9D5C8" w:sz="4"/>
@@ -13552,7 +13552,7 @@
       <w:tr>
         <w:tc>
           <w:tcPr>
-            <w:tcW w:type="dxa" w:w="800"/>
+            <w:tcW w:type="dxa" w:w="812"/>
             <w:tcBorders>
               <w:top w:val="single" w:color="D9D5C8" w:sz="4"/>
               <w:left w:val="single" w:color="D9D5C8" w:sz="4"/>
@@ -13587,7 +13587,7 @@
         </w:tc>
         <w:tc>
           <w:tcPr>
-            <w:tcW w:type="dxa" w:w="1700"/>
+            <w:tcW w:type="dxa" w:w="1725"/>
             <w:tcBorders>
               <w:top w:val="single" w:color="D9D5C8" w:sz="4"/>
               <w:left w:val="single" w:color="D9D5C8" w:sz="4"/>
@@ -13622,7 +13622,7 @@
         </w:tc>
         <w:tc>
           <w:tcPr>
-            <w:tcW w:type="dxa" w:w="7148"/>
+            <w:tcW w:type="dxa" w:w="7255"/>
             <w:tcBorders>
               <w:top w:val="single" w:color="D9D5C8" w:sz="4"/>
               <w:left w:val="single" w:color="D9D5C8" w:sz="4"/>
@@ -13659,7 +13659,7 @@
       <w:tr>
         <w:tc>
           <w:tcPr>
-            <w:tcW w:type="dxa" w:w="800"/>
+            <w:tcW w:type="dxa" w:w="812"/>
             <w:tcBorders>
               <w:top w:val="single" w:color="D9D5C8" w:sz="4"/>
               <w:left w:val="single" w:color="D9D5C8" w:sz="4"/>
@@ -13694,7 +13694,7 @@
         </w:tc>
         <w:tc>
           <w:tcPr>
-            <w:tcW w:type="dxa" w:w="1700"/>
+            <w:tcW w:type="dxa" w:w="1725"/>
             <w:tcBorders>
               <w:top w:val="single" w:color="D9D5C8" w:sz="4"/>
               <w:left w:val="single" w:color="D9D5C8" w:sz="4"/>
@@ -13729,7 +13729,7 @@
         </w:tc>
         <w:tc>
           <w:tcPr>
-            <w:tcW w:type="dxa" w:w="7148"/>
+            <w:tcW w:type="dxa" w:w="7255"/>
             <w:tcBorders>
               <w:top w:val="single" w:color="D9D5C8" w:sz="4"/>
               <w:left w:val="single" w:color="D9D5C8" w:sz="4"/>
@@ -13766,7 +13766,7 @@
       <w:tr>
         <w:tc>
           <w:tcPr>
-            <w:tcW w:type="dxa" w:w="800"/>
+            <w:tcW w:type="dxa" w:w="812"/>
             <w:tcBorders>
               <w:top w:val="single" w:color="D9D5C8" w:sz="4"/>
               <w:left w:val="single" w:color="D9D5C8" w:sz="4"/>
@@ -13801,7 +13801,7 @@
         </w:tc>
         <w:tc>
           <w:tcPr>
-            <w:tcW w:type="dxa" w:w="1700"/>
+            <w:tcW w:type="dxa" w:w="1725"/>
             <w:tcBorders>
               <w:top w:val="single" w:color="D9D5C8" w:sz="4"/>
               <w:left w:val="single" w:color="D9D5C8" w:sz="4"/>
@@ -13836,7 +13836,7 @@
         </w:tc>
         <w:tc>
           <w:tcPr>
-            <w:tcW w:type="dxa" w:w="7148"/>
+            <w:tcW w:type="dxa" w:w="7255"/>
             <w:tcBorders>
               <w:top w:val="single" w:color="D9D5C8" w:sz="4"/>
               <w:left w:val="single" w:color="D9D5C8" w:sz="4"/>
@@ -13934,7 +13934,7 @@
     </w:p>
     <w:tbl>
       <w:tblPr>
-        <w:tblW w:type="dxa" w:w="9648"/>
+        <w:tblW w:type="dxa" w:w="9792"/>
         <w:tblBorders>
           <w:top w:val="single" w:color="auto" w:sz="4"/>
           <w:left w:val="single" w:color="auto" w:sz="4"/>
@@ -13945,11 +13945,11 @@
         </w:tblBorders>
       </w:tblPr>
       <w:tblGrid>
-        <w:gridCol w:w="900"/>
-        <w:gridCol w:w="1900"/>
-        <w:gridCol w:w="700"/>
-        <w:gridCol w:w="700"/>
-        <w:gridCol w:w="5448"/>
+        <w:gridCol w:w="913"/>
+        <w:gridCol w:w="1928"/>
+        <w:gridCol w:w="710"/>
+        <w:gridCol w:w="710"/>
+        <w:gridCol w:w="5531"/>
       </w:tblGrid>
       <w:tr>
         <w:trPr>
@@ -13957,7 +13957,7 @@
         </w:trPr>
         <w:tc>
           <w:tcPr>
-            <w:tcW w:type="dxa" w:w="900"/>
+            <w:tcW w:type="dxa" w:w="913"/>
             <w:tcBorders>
               <w:top w:val="single" w:color="D9D5C8" w:sz="4"/>
               <w:left w:val="single" w:color="D9D5C8" w:sz="4"/>
@@ -13993,7 +13993,7 @@
         </w:tc>
         <w:tc>
           <w:tcPr>
-            <w:tcW w:type="dxa" w:w="1900"/>
+            <w:tcW w:type="dxa" w:w="1928"/>
             <w:tcBorders>
               <w:top w:val="single" w:color="D9D5C8" w:sz="4"/>
               <w:left w:val="single" w:color="D9D5C8" w:sz="4"/>
@@ -14029,7 +14029,7 @@
         </w:tc>
         <w:tc>
           <w:tcPr>
-            <w:tcW w:type="dxa" w:w="700"/>
+            <w:tcW w:type="dxa" w:w="710"/>
             <w:tcBorders>
               <w:top w:val="single" w:color="D9D5C8" w:sz="4"/>
               <w:left w:val="single" w:color="D9D5C8" w:sz="4"/>
@@ -14065,7 +14065,7 @@
         </w:tc>
         <w:tc>
           <w:tcPr>
-            <w:tcW w:type="dxa" w:w="700"/>
+            <w:tcW w:type="dxa" w:w="710"/>
             <w:tcBorders>
               <w:top w:val="single" w:color="D9D5C8" w:sz="4"/>
               <w:left w:val="single" w:color="D9D5C8" w:sz="4"/>
@@ -14101,7 +14101,7 @@
         </w:tc>
         <w:tc>
           <w:tcPr>
-            <w:tcW w:type="dxa" w:w="5448"/>
+            <w:tcW w:type="dxa" w:w="5531"/>
             <w:tcBorders>
               <w:top w:val="single" w:color="D9D5C8" w:sz="4"/>
               <w:left w:val="single" w:color="D9D5C8" w:sz="4"/>
@@ -14141,7 +14141,7 @@
       <w:headerReference w:type="default" r:id="rId6"/>
       <w:footerReference w:type="default" r:id="rId7"/>
       <w:pgSz w:w="12240" w:h="15840" w:orient="portrait"/>
-      <w:pgMar w:top="1152" w:right="1296" w:bottom="1152" w:left="1296" w:header="720" w:footer="720" w:gutter="0"/>
+      <w:pgMar w:top="1152" w:right="1224" w:bottom="1152" w:left="1224" w:header="720" w:footer="720" w:gutter="0"/>
       <w:pgNumType/>
       <w:docGrid w:linePitch="360"/>
     </w:sectPr>
